--- a/education/docx/chapter04_provisioning_state.docx
+++ b/education/docx/chapter04_provisioning_state.docx
@@ -15,15 +15,203 @@
             <w:pStyle w:val="TOCHeading"/>
           </w:pPr>
           <w:r>
-            <w:t xml:space="preserve">Table of Contents</w:t>
+            <w:t>Contents</w:t>
           </w:r>
         </w:p>
         <w:p>
+          <w:pPr>
+            <w:pStyle w:val="TOC1"/>
+          </w:pPr>
           <w:r>
             <w:fldChar w:fldCharType="begin" w:dirty="true"/>
             <w:instrText xml:space="preserve">TOC \o "1-2" \h \z \u</w:instrText>
             <w:fldChar w:fldCharType="separate"/>
+          </w:r>
+          <w:hyperlink w:anchor="_Toc9001">
+            <w:r>
+              <w:t xml:space="preserve">Chapter 4 — Provisioning Application State: What Kubernetes Doesn’t Know</w:t>
+            </w:r>
+          </w:hyperlink>
+        </w:p>
+        <w:p>
+          <w:pPr>
+            <w:pStyle w:val="TOC2"/>
+          </w:pPr>
+          <w:hyperlink w:anchor="_Toc9002">
+            <w:r>
+              <w:t xml:space="preserve">Verified facts header</w:t>
+            </w:r>
+          </w:hyperlink>
+        </w:p>
+        <w:p>
+          <w:pPr>
+            <w:pStyle w:val="TOC2"/>
+          </w:pPr>
+          <w:hyperlink w:anchor="_Toc9003">
+            <w:r>
+              <w:t xml:space="preserve">What this chapter covers</w:t>
+            </w:r>
+          </w:hyperlink>
+        </w:p>
+        <w:p>
+          <w:pPr>
+            <w:pStyle w:val="TOC2"/>
+          </w:pPr>
+          <w:hyperlink w:anchor="_Toc9004">
+            <w:r>
+              <w:t xml:space="preserve">1. Two control planes</w:t>
+            </w:r>
+          </w:hyperlink>
+        </w:p>
+        <w:p>
+          <w:pPr>
+            <w:pStyle w:val="TOC2"/>
+          </w:pPr>
+          <w:hyperlink w:anchor="_Toc9005">
+            <w:r>
+              <w:t xml:space="preserve">2. The gap, proved</w:t>
+            </w:r>
+          </w:hyperlink>
+        </w:p>
+        <w:p>
+          <w:pPr>
+            <w:pStyle w:val="TOC2"/>
+          </w:pPr>
+          <w:hyperlink w:anchor="_Toc9006">
+            <w:r>
+              <w:t xml:space="preserve">3. Why the broker config cannot hold topics</w:t>
+            </w:r>
+          </w:hyperlink>
+        </w:p>
+        <w:p>
+          <w:pPr>
+            <w:pStyle w:val="TOC2"/>
+          </w:pPr>
+          <w:hyperlink w:anchor="_Toc9007">
+            <w:r>
+              <w:t xml:space="preserve">4. The seeding Job, written the way everyone writes it first</w:t>
+            </w:r>
+          </w:hyperlink>
+        </w:p>
+        <w:p>
+          <w:pPr>
+            <w:pStyle w:val="TOC2"/>
+          </w:pPr>
+          <w:hyperlink w:anchor="_Toc9008">
+            <w:r>
+              <w:t xml:space="preserve">5. Making it idempotent</w:t>
+            </w:r>
+          </w:hyperlink>
+        </w:p>
+        <w:p>
+          <w:pPr>
+            <w:pStyle w:val="TOC2"/>
+          </w:pPr>
+          <w:hyperlink w:anchor="_Toc9009">
+            <w:r>
+              <w:t xml:space="preserve">6. The readiness race</w:t>
+            </w:r>
+          </w:hyperlink>
+        </w:p>
+        <w:p>
+          <w:pPr>
+            <w:pStyle w:val="TOC2"/>
+          </w:pPr>
+          <w:hyperlink w:anchor="_Toc9010">
+            <w:r>
+              <w:t xml:space="preserve">7. Idempotent is not reconciling</w:t>
+            </w:r>
+          </w:hyperlink>
+        </w:p>
+        <w:p>
+          <w:pPr>
+            <w:pStyle w:val="TOC2"/>
+          </w:pPr>
+          <w:hyperlink w:anchor="_Toc9011">
+            <w:r>
+              <w:t xml:space="preserve">8. The operator alternative</w:t>
+            </w:r>
+          </w:hyperlink>
+        </w:p>
+        <w:p>
+          <w:pPr>
+            <w:pStyle w:val="TOC2"/>
+          </w:pPr>
+          <w:hyperlink w:anchor="_Toc9012">
+            <w:r>
+              <w:t xml:space="preserve">9. What I’d actually put in a pipeline</w:t>
+            </w:r>
+          </w:hyperlink>
+        </w:p>
+        <w:p>
+          <w:pPr>
+            <w:pStyle w:val="TOC2"/>
+          </w:pPr>
+          <w:hyperlink w:anchor="_Toc9013">
+            <w:r>
+              <w:t xml:space="preserve">10. Where this sandbox differs from production</w:t>
+            </w:r>
+          </w:hyperlink>
+        </w:p>
+        <w:p>
+          <w:pPr>
+            <w:pStyle w:val="TOC2"/>
+          </w:pPr>
+          <w:hyperlink w:anchor="_Toc9014">
+            <w:r>
+              <w:t xml:space="preserve">11. Commands to know by heart</w:t>
+            </w:r>
+          </w:hyperlink>
+        </w:p>
+        <w:p>
+          <w:pPr>
+            <w:pStyle w:val="TOC2"/>
+          </w:pPr>
+          <w:hyperlink w:anchor="_Toc9015">
+            <w:r>
+              <w:t xml:space="preserve">12. Glossary</w:t>
+            </w:r>
+          </w:hyperlink>
+        </w:p>
+        <w:p>
+          <w:pPr>
+            <w:pStyle w:val="TOC2"/>
+          </w:pPr>
+          <w:hyperlink w:anchor="_Toc9016">
+            <w:r>
+              <w:t xml:space="preserve">13. Interview questions this material answers</w:t>
+            </w:r>
+          </w:hyperlink>
+        </w:p>
+        <w:p>
+          <w:pPr>
+            <w:pStyle w:val="TOC2"/>
+          </w:pPr>
+          <w:hyperlink w:anchor="_Toc9017">
+            <w:r>
+              <w:t xml:space="preserve">14. Check yourself</w:t>
+            </w:r>
+          </w:hyperlink>
+        </w:p>
+        <w:p>
+          <w:pPr>
+            <w:pStyle w:val="TOC2"/>
+          </w:pPr>
+          <w:hyperlink w:anchor="_Toc9018">
+            <w:r>
+              <w:t xml:space="preserve">What’s next</w:t>
+            </w:r>
+          </w:hyperlink>
+          <w:r>
             <w:fldChar w:fldCharType="end"/>
+          </w:r>
+        </w:p>
+        <w:p>
+          <w:pPr>
+            <w:spacing w:after="0"/>
+          </w:pPr>
+          <w:r>
+            <w:br w:type="page"/>
           </w:r>
         </w:p>
       </w:sdtContent>
@@ -33,6 +221,8 @@
       <w:pPr>
         <w:pStyle w:val="Heading1"/>
       </w:pPr>
+      <w:bookmarkStart w:id="9001" w:name="_Toc9001"/>
+      <w:bookmarkEnd w:id="9001"/>
       <w:r>
         <w:t xml:space="preserve">Chapter 4 — Provisioning Application State: What Kubernetes Doesn’t Know</w:t>
       </w:r>
@@ -134,6 +324,8 @@
       <w:pPr>
         <w:pStyle w:val="Heading2"/>
       </w:pPr>
+      <w:bookmarkStart w:id="9002" w:name="_Toc9002"/>
+      <w:bookmarkEnd w:id="9002"/>
       <w:r>
         <w:t xml:space="preserve">Verified facts header</w:t>
       </w:r>
@@ -601,6 +793,8 @@
       <w:pPr>
         <w:pStyle w:val="Heading2"/>
       </w:pPr>
+      <w:bookmarkStart w:id="9003" w:name="_Toc9003"/>
+      <w:bookmarkEnd w:id="9003"/>
       <w:r>
         <w:t xml:space="preserve">What this chapter covers</w:t>
       </w:r>
@@ -750,6 +944,8 @@
       <w:pPr>
         <w:pStyle w:val="Heading2"/>
       </w:pPr>
+      <w:bookmarkStart w:id="9004" w:name="_Toc9004"/>
+      <w:bookmarkEnd w:id="9004"/>
       <w:r>
         <w:t xml:space="preserve">1. Two control planes</w:t>
       </w:r>
@@ -1439,6 +1635,8 @@
       <w:pPr>
         <w:pStyle w:val="Heading2"/>
       </w:pPr>
+      <w:bookmarkStart w:id="9005" w:name="_Toc9005"/>
+      <w:bookmarkEnd w:id="9005"/>
       <w:r>
         <w:t xml:space="preserve">2. The gap, proved</w:t>
       </w:r>
@@ -1924,6 +2122,8 @@
       <w:pPr>
         <w:pStyle w:val="Heading2"/>
       </w:pPr>
+      <w:bookmarkStart w:id="9006" w:name="_Toc9006"/>
+      <w:bookmarkEnd w:id="9006"/>
       <w:r>
         <w:t xml:space="preserve">3. Why the broker config cannot hold topics</w:t>
       </w:r>
@@ -2315,6 +2515,8 @@
       <w:pPr>
         <w:pStyle w:val="Heading2"/>
       </w:pPr>
+      <w:bookmarkStart w:id="9007" w:name="_Toc9007"/>
+      <w:bookmarkEnd w:id="9007"/>
       <w:r>
         <w:t xml:space="preserve">4. The seeding Job, written the way everyone writes it first</w:t>
       </w:r>
@@ -3289,6 +3491,8 @@
       <w:pPr>
         <w:pStyle w:val="Heading2"/>
       </w:pPr>
+      <w:bookmarkStart w:id="9008" w:name="_Toc9008"/>
+      <w:bookmarkEnd w:id="9008"/>
       <w:r>
         <w:t xml:space="preserve">5. Making it idempotent</w:t>
       </w:r>
@@ -4406,6 +4610,8 @@
       <w:pPr>
         <w:pStyle w:val="Heading2"/>
       </w:pPr>
+      <w:bookmarkStart w:id="9009" w:name="_Toc9009"/>
+      <w:bookmarkEnd w:id="9009"/>
       <w:r>
         <w:t xml:space="preserve">6. The readiness race</w:t>
       </w:r>
@@ -6637,6 +6843,8 @@
       <w:pPr>
         <w:pStyle w:val="Heading2"/>
       </w:pPr>
+      <w:bookmarkStart w:id="9010" w:name="_Toc9010"/>
+      <w:bookmarkEnd w:id="9010"/>
       <w:r>
         <w:t xml:space="preserve">7. Idempotent is not reconciling</w:t>
       </w:r>
@@ -7559,6 +7767,8 @@
       <w:pPr>
         <w:pStyle w:val="Heading2"/>
       </w:pPr>
+      <w:bookmarkStart w:id="9011" w:name="_Toc9011"/>
+      <w:bookmarkEnd w:id="9011"/>
       <w:r>
         <w:t xml:space="preserve">8. The operator alternative</w:t>
       </w:r>
@@ -8241,6 +8451,8 @@
       <w:pPr>
         <w:pStyle w:val="Heading2"/>
       </w:pPr>
+      <w:bookmarkStart w:id="9012" w:name="_Toc9012"/>
+      <w:bookmarkEnd w:id="9012"/>
       <w:r>
         <w:t xml:space="preserve">9. What I’d actually put in a pipeline</w:t>
       </w:r>
@@ -9544,6 +9756,8 @@
       <w:pPr>
         <w:pStyle w:val="Heading2"/>
       </w:pPr>
+      <w:bookmarkStart w:id="9013" w:name="_Toc9013"/>
+      <w:bookmarkEnd w:id="9013"/>
       <w:r>
         <w:t xml:space="preserve">10. Where this sandbox differs from production</w:t>
       </w:r>
@@ -9960,6 +10174,8 @@
       <w:pPr>
         <w:pStyle w:val="Heading2"/>
       </w:pPr>
+      <w:bookmarkStart w:id="9014" w:name="_Toc9014"/>
+      <w:bookmarkEnd w:id="9014"/>
       <w:r>
         <w:t xml:space="preserve">11. Commands to know by heart</w:t>
       </w:r>
@@ -11017,6 +11233,8 @@
       <w:pPr>
         <w:pStyle w:val="Heading2"/>
       </w:pPr>
+      <w:bookmarkStart w:id="9015" w:name="_Toc9015"/>
+      <w:bookmarkEnd w:id="9015"/>
       <w:r>
         <w:t xml:space="preserve">12. Glossary</w:t>
       </w:r>
@@ -11784,6 +12002,8 @@
       <w:pPr>
         <w:pStyle w:val="Heading2"/>
       </w:pPr>
+      <w:bookmarkStart w:id="9016" w:name="_Toc9016"/>
+      <w:bookmarkEnd w:id="9016"/>
       <w:r>
         <w:t xml:space="preserve">13. Interview questions this material answers</w:t>
       </w:r>
@@ -12439,6 +12659,8 @@
       <w:pPr>
         <w:pStyle w:val="Heading2"/>
       </w:pPr>
+      <w:bookmarkStart w:id="9017" w:name="_Toc9017"/>
+      <w:bookmarkEnd w:id="9017"/>
       <w:r>
         <w:t xml:space="preserve">14. Check yourself</w:t>
       </w:r>
@@ -12966,6 +13188,8 @@
       <w:pPr>
         <w:pStyle w:val="Heading2"/>
       </w:pPr>
+      <w:bookmarkStart w:id="9018" w:name="_Toc9018"/>
+      <w:bookmarkEnd w:id="9018"/>
       <w:r>
         <w:t xml:space="preserve">What’s next</w:t>
       </w:r>
@@ -14097,21 +14321,17 @@
     </w:rPr>
   </w:style>
   <w:style w:styleId="TOCHeading" w:type="paragraph">
-    <w:name w:val="TOC Heading"/>
-    <w:basedOn w:val="Heading1"/>
-    <w:next w:val="BodyText"/>
-    <w:uiPriority w:val="39"/>
-    <w:unhideWhenUsed/>
-    <w:qFormat/>
+    <w:name w:val="TOCHeading"/>
+    <w:basedOn w:val="Normal"/>
     <w:pPr>
-      <w:spacing w:before="240" w:line="259" w:lineRule="auto"/>
-      <w:outlineLvl w:val="9"/>
+      <w:spacing w:after="200" w:before="0" w:line="240" w:lineRule="auto"/>
     </w:pPr>
     <w:rPr>
-      <w:rFonts w:asciiTheme="majorHAnsi" w:cstheme="majorBidi" w:eastAsiaTheme="majorEastAsia" w:hAnsiTheme="majorHAnsi"/>
-      <w:b w:val="0"/>
-      <w:bCs w:val="0"/>
-      <w:color w:themeColor="accent1" w:themeShade="BF" w:val="365F91"/>
+      <w:rFonts w:ascii="Calibri" w:cs="Calibri" w:hAnsi="Calibri"/>
+      <w:b/>
+      <w:color w:val="1F3864"/>
+      <w:sz w:val="28"/>
+      <w:szCs w:val="28"/>
     </w:rPr>
   </w:style>
   <w:style w:customStyle="1" w:styleId="SourceCode" w:type="paragraph">
@@ -14125,6 +14345,32 @@
       <w:rFonts w:ascii="Consolas" w:cs="Consolas" w:hAnsi="Consolas"/>
       <w:sz w:val="18"/>
       <w:szCs w:val="18"/>
+    </w:rPr>
+  </w:style>
+  <w:style w:styleId="TOC1" w:type="paragraph">
+    <w:name w:val="TOC1"/>
+    <w:basedOn w:val="Normal"/>
+    <w:pPr>
+      <w:spacing w:after="40" w:before="100" w:line="240" w:lineRule="auto"/>
+    </w:pPr>
+    <w:rPr>
+      <w:rFonts w:ascii="Cambria" w:cs="Cambria" w:hAnsi="Cambria"/>
+      <w:b/>
+      <w:sz w:val="22"/>
+      <w:szCs w:val="22"/>
+    </w:rPr>
+  </w:style>
+  <w:style w:styleId="TOC2" w:type="paragraph">
+    <w:name w:val="TOC2"/>
+    <w:basedOn w:val="Normal"/>
+    <w:pPr>
+      <w:spacing w:after="40" w:before="0" w:line="240" w:lineRule="auto"/>
+      <w:ind w:left="220" w:right="120"/>
+    </w:pPr>
+    <w:rPr>
+      <w:rFonts w:ascii="Cambria" w:cs="Cambria" w:hAnsi="Cambria"/>
+      <w:sz w:val="21"/>
+      <w:szCs w:val="21"/>
     </w:rPr>
   </w:style>
   <w:style w:type="character" w:customStyle="1" w:styleId="KeywordTok">

--- a/education/docx/chapter04_provisioning_state.docx
+++ b/education/docx/chapter04_provisioning_state.docx
@@ -2,227 +2,11 @@
 <file path=word/document.xml><?xml version="1.0" encoding="utf-8"?>
 <w:document xmlns:w="http://schemas.openxmlformats.org/wordprocessingml/2006/main" xmlns:m="http://schemas.openxmlformats.org/officeDocument/2006/math" xmlns:r="http://schemas.openxmlformats.org/officeDocument/2006/relationships" xmlns:o="urn:schemas-microsoft-com:office:office" xmlns:v="urn:schemas-microsoft-com:vml" xmlns:w10="urn:schemas-microsoft-com:office:word" xmlns:a="http://schemas.openxmlformats.org/drawingml/2006/main" xmlns:pic="http://schemas.openxmlformats.org/drawingml/2006/picture" xmlns:wp="http://schemas.openxmlformats.org/drawingml/2006/wordprocessingDrawing">
   <w:body>
-    <w:sdt>
-      <w:sdtPr>
-        <w:docPartObj>
-          <w:docPartGallery w:val="Table of Contents"/>
-          <w:docPartUnique/>
-        </w:docPartObj>
-      </w:sdtPr>
-      <w:sdtContent>
-        <w:p>
-          <w:pPr>
-            <w:pStyle w:val="TOCHeading"/>
-          </w:pPr>
-          <w:r>
-            <w:t>Contents</w:t>
-          </w:r>
-        </w:p>
-        <w:p>
-          <w:pPr>
-            <w:pStyle w:val="TOC1"/>
-          </w:pPr>
-          <w:r>
-            <w:fldChar w:fldCharType="begin" w:dirty="true"/>
-            <w:instrText xml:space="preserve">TOC \o "1-2" \h \z \u</w:instrText>
-            <w:fldChar w:fldCharType="separate"/>
-          </w:r>
-          <w:hyperlink w:anchor="_Toc9001">
-            <w:r>
-              <w:t xml:space="preserve">Chapter 4 — Provisioning Application State: What Kubernetes Doesn’t Know</w:t>
-            </w:r>
-          </w:hyperlink>
-        </w:p>
-        <w:p>
-          <w:pPr>
-            <w:pStyle w:val="TOC2"/>
-          </w:pPr>
-          <w:hyperlink w:anchor="_Toc9002">
-            <w:r>
-              <w:t xml:space="preserve">Verified facts header</w:t>
-            </w:r>
-          </w:hyperlink>
-        </w:p>
-        <w:p>
-          <w:pPr>
-            <w:pStyle w:val="TOC2"/>
-          </w:pPr>
-          <w:hyperlink w:anchor="_Toc9003">
-            <w:r>
-              <w:t xml:space="preserve">What this chapter covers</w:t>
-            </w:r>
-          </w:hyperlink>
-        </w:p>
-        <w:p>
-          <w:pPr>
-            <w:pStyle w:val="TOC2"/>
-          </w:pPr>
-          <w:hyperlink w:anchor="_Toc9004">
-            <w:r>
-              <w:t xml:space="preserve">1. Two control planes</w:t>
-            </w:r>
-          </w:hyperlink>
-        </w:p>
-        <w:p>
-          <w:pPr>
-            <w:pStyle w:val="TOC2"/>
-          </w:pPr>
-          <w:hyperlink w:anchor="_Toc9005">
-            <w:r>
-              <w:t xml:space="preserve">2. The gap, proved</w:t>
-            </w:r>
-          </w:hyperlink>
-        </w:p>
-        <w:p>
-          <w:pPr>
-            <w:pStyle w:val="TOC2"/>
-          </w:pPr>
-          <w:hyperlink w:anchor="_Toc9006">
-            <w:r>
-              <w:t xml:space="preserve">3. Why the broker config cannot hold topics</w:t>
-            </w:r>
-          </w:hyperlink>
-        </w:p>
-        <w:p>
-          <w:pPr>
-            <w:pStyle w:val="TOC2"/>
-          </w:pPr>
-          <w:hyperlink w:anchor="_Toc9007">
-            <w:r>
-              <w:t xml:space="preserve">4. The seeding Job, written the way everyone writes it first</w:t>
-            </w:r>
-          </w:hyperlink>
-        </w:p>
-        <w:p>
-          <w:pPr>
-            <w:pStyle w:val="TOC2"/>
-          </w:pPr>
-          <w:hyperlink w:anchor="_Toc9008">
-            <w:r>
-              <w:t xml:space="preserve">5. Making it idempotent</w:t>
-            </w:r>
-          </w:hyperlink>
-        </w:p>
-        <w:p>
-          <w:pPr>
-            <w:pStyle w:val="TOC2"/>
-          </w:pPr>
-          <w:hyperlink w:anchor="_Toc9009">
-            <w:r>
-              <w:t xml:space="preserve">6. The readiness race</w:t>
-            </w:r>
-          </w:hyperlink>
-        </w:p>
-        <w:p>
-          <w:pPr>
-            <w:pStyle w:val="TOC2"/>
-          </w:pPr>
-          <w:hyperlink w:anchor="_Toc9010">
-            <w:r>
-              <w:t xml:space="preserve">7. Idempotent is not reconciling</w:t>
-            </w:r>
-          </w:hyperlink>
-        </w:p>
-        <w:p>
-          <w:pPr>
-            <w:pStyle w:val="TOC2"/>
-          </w:pPr>
-          <w:hyperlink w:anchor="_Toc9011">
-            <w:r>
-              <w:t xml:space="preserve">8. The operator alternative</w:t>
-            </w:r>
-          </w:hyperlink>
-        </w:p>
-        <w:p>
-          <w:pPr>
-            <w:pStyle w:val="TOC2"/>
-          </w:pPr>
-          <w:hyperlink w:anchor="_Toc9012">
-            <w:r>
-              <w:t xml:space="preserve">9. What I’d actually put in a pipeline</w:t>
-            </w:r>
-          </w:hyperlink>
-        </w:p>
-        <w:p>
-          <w:pPr>
-            <w:pStyle w:val="TOC2"/>
-          </w:pPr>
-          <w:hyperlink w:anchor="_Toc9013">
-            <w:r>
-              <w:t xml:space="preserve">10. Where this sandbox differs from production</w:t>
-            </w:r>
-          </w:hyperlink>
-        </w:p>
-        <w:p>
-          <w:pPr>
-            <w:pStyle w:val="TOC2"/>
-          </w:pPr>
-          <w:hyperlink w:anchor="_Toc9014">
-            <w:r>
-              <w:t xml:space="preserve">11. Commands to know by heart</w:t>
-            </w:r>
-          </w:hyperlink>
-        </w:p>
-        <w:p>
-          <w:pPr>
-            <w:pStyle w:val="TOC2"/>
-          </w:pPr>
-          <w:hyperlink w:anchor="_Toc9015">
-            <w:r>
-              <w:t xml:space="preserve">12. Glossary</w:t>
-            </w:r>
-          </w:hyperlink>
-        </w:p>
-        <w:p>
-          <w:pPr>
-            <w:pStyle w:val="TOC2"/>
-          </w:pPr>
-          <w:hyperlink w:anchor="_Toc9016">
-            <w:r>
-              <w:t xml:space="preserve">13. Interview questions this material answers</w:t>
-            </w:r>
-          </w:hyperlink>
-        </w:p>
-        <w:p>
-          <w:pPr>
-            <w:pStyle w:val="TOC2"/>
-          </w:pPr>
-          <w:hyperlink w:anchor="_Toc9017">
-            <w:r>
-              <w:t xml:space="preserve">14. Check yourself</w:t>
-            </w:r>
-          </w:hyperlink>
-        </w:p>
-        <w:p>
-          <w:pPr>
-            <w:pStyle w:val="TOC2"/>
-          </w:pPr>
-          <w:hyperlink w:anchor="_Toc9018">
-            <w:r>
-              <w:t xml:space="preserve">What’s next</w:t>
-            </w:r>
-          </w:hyperlink>
-          <w:r>
-            <w:fldChar w:fldCharType="end"/>
-          </w:r>
-        </w:p>
-        <w:p>
-          <w:pPr>
-            <w:spacing w:after="0"/>
-          </w:pPr>
-          <w:r>
-            <w:br w:type="page"/>
-          </w:r>
-        </w:p>
-      </w:sdtContent>
-    </w:sdt>
     <w:bookmarkStart w:id="49" w:name="Xb4f5d0c3db21ceb1bcf828cfd28bc3e59406880"/>
     <w:p>
       <w:pPr>
         <w:pStyle w:val="Heading1"/>
       </w:pPr>
-      <w:bookmarkStart w:id="9001" w:name="_Toc9001"/>
-      <w:bookmarkEnd w:id="9001"/>
       <w:r>
         <w:t xml:space="preserve">Chapter 4 — Provisioning Application State: What Kubernetes Doesn’t Know</w:t>
       </w:r>
@@ -324,8 +108,6 @@
       <w:pPr>
         <w:pStyle w:val="Heading2"/>
       </w:pPr>
-      <w:bookmarkStart w:id="9002" w:name="_Toc9002"/>
-      <w:bookmarkEnd w:id="9002"/>
       <w:r>
         <w:t xml:space="preserve">Verified facts header</w:t>
       </w:r>
@@ -793,8 +575,6 @@
       <w:pPr>
         <w:pStyle w:val="Heading2"/>
       </w:pPr>
-      <w:bookmarkStart w:id="9003" w:name="_Toc9003"/>
-      <w:bookmarkEnd w:id="9003"/>
       <w:r>
         <w:t xml:space="preserve">What this chapter covers</w:t>
       </w:r>
@@ -944,8 +724,6 @@
       <w:pPr>
         <w:pStyle w:val="Heading2"/>
       </w:pPr>
-      <w:bookmarkStart w:id="9004" w:name="_Toc9004"/>
-      <w:bookmarkEnd w:id="9004"/>
       <w:r>
         <w:t xml:space="preserve">1. Two control planes</w:t>
       </w:r>
@@ -1635,8 +1413,6 @@
       <w:pPr>
         <w:pStyle w:val="Heading2"/>
       </w:pPr>
-      <w:bookmarkStart w:id="9005" w:name="_Toc9005"/>
-      <w:bookmarkEnd w:id="9005"/>
       <w:r>
         <w:t xml:space="preserve">2. The gap, proved</w:t>
       </w:r>
@@ -2122,8 +1898,6 @@
       <w:pPr>
         <w:pStyle w:val="Heading2"/>
       </w:pPr>
-      <w:bookmarkStart w:id="9006" w:name="_Toc9006"/>
-      <w:bookmarkEnd w:id="9006"/>
       <w:r>
         <w:t xml:space="preserve">3. Why the broker config cannot hold topics</w:t>
       </w:r>
@@ -2515,8 +2289,6 @@
       <w:pPr>
         <w:pStyle w:val="Heading2"/>
       </w:pPr>
-      <w:bookmarkStart w:id="9007" w:name="_Toc9007"/>
-      <w:bookmarkEnd w:id="9007"/>
       <w:r>
         <w:t xml:space="preserve">4. The seeding Job, written the way everyone writes it first</w:t>
       </w:r>
@@ -3491,8 +3263,6 @@
       <w:pPr>
         <w:pStyle w:val="Heading2"/>
       </w:pPr>
-      <w:bookmarkStart w:id="9008" w:name="_Toc9008"/>
-      <w:bookmarkEnd w:id="9008"/>
       <w:r>
         <w:t xml:space="preserve">5. Making it idempotent</w:t>
       </w:r>
@@ -4610,8 +4380,6 @@
       <w:pPr>
         <w:pStyle w:val="Heading2"/>
       </w:pPr>
-      <w:bookmarkStart w:id="9009" w:name="_Toc9009"/>
-      <w:bookmarkEnd w:id="9009"/>
       <w:r>
         <w:t xml:space="preserve">6. The readiness race</w:t>
       </w:r>
@@ -6843,8 +6611,6 @@
       <w:pPr>
         <w:pStyle w:val="Heading2"/>
       </w:pPr>
-      <w:bookmarkStart w:id="9010" w:name="_Toc9010"/>
-      <w:bookmarkEnd w:id="9010"/>
       <w:r>
         <w:t xml:space="preserve">7. Idempotent is not reconciling</w:t>
       </w:r>
@@ -7767,8 +7533,6 @@
       <w:pPr>
         <w:pStyle w:val="Heading2"/>
       </w:pPr>
-      <w:bookmarkStart w:id="9011" w:name="_Toc9011"/>
-      <w:bookmarkEnd w:id="9011"/>
       <w:r>
         <w:t xml:space="preserve">8. The operator alternative</w:t>
       </w:r>
@@ -8451,8 +8215,6 @@
       <w:pPr>
         <w:pStyle w:val="Heading2"/>
       </w:pPr>
-      <w:bookmarkStart w:id="9012" w:name="_Toc9012"/>
-      <w:bookmarkEnd w:id="9012"/>
       <w:r>
         <w:t xml:space="preserve">9. What I’d actually put in a pipeline</w:t>
       </w:r>
@@ -9756,8 +9518,6 @@
       <w:pPr>
         <w:pStyle w:val="Heading2"/>
       </w:pPr>
-      <w:bookmarkStart w:id="9013" w:name="_Toc9013"/>
-      <w:bookmarkEnd w:id="9013"/>
       <w:r>
         <w:t xml:space="preserve">10. Where this sandbox differs from production</w:t>
       </w:r>
@@ -10174,8 +9934,6 @@
       <w:pPr>
         <w:pStyle w:val="Heading2"/>
       </w:pPr>
-      <w:bookmarkStart w:id="9014" w:name="_Toc9014"/>
-      <w:bookmarkEnd w:id="9014"/>
       <w:r>
         <w:t xml:space="preserve">11. Commands to know by heart</w:t>
       </w:r>
@@ -11233,8 +10991,6 @@
       <w:pPr>
         <w:pStyle w:val="Heading2"/>
       </w:pPr>
-      <w:bookmarkStart w:id="9015" w:name="_Toc9015"/>
-      <w:bookmarkEnd w:id="9015"/>
       <w:r>
         <w:t xml:space="preserve">12. Glossary</w:t>
       </w:r>
@@ -12002,8 +11758,6 @@
       <w:pPr>
         <w:pStyle w:val="Heading2"/>
       </w:pPr>
-      <w:bookmarkStart w:id="9016" w:name="_Toc9016"/>
-      <w:bookmarkEnd w:id="9016"/>
       <w:r>
         <w:t xml:space="preserve">13. Interview questions this material answers</w:t>
       </w:r>
@@ -12659,8 +12413,6 @@
       <w:pPr>
         <w:pStyle w:val="Heading2"/>
       </w:pPr>
-      <w:bookmarkStart w:id="9017" w:name="_Toc9017"/>
-      <w:bookmarkEnd w:id="9017"/>
       <w:r>
         <w:t xml:space="preserve">14. Check yourself</w:t>
       </w:r>
@@ -13188,8 +12940,6 @@
       <w:pPr>
         <w:pStyle w:val="Heading2"/>
       </w:pPr>
-      <w:bookmarkStart w:id="9018" w:name="_Toc9018"/>
-      <w:bookmarkEnd w:id="9018"/>
       <w:r>
         <w:t xml:space="preserve">What’s next</w:t>
       </w:r>
@@ -14321,17 +14071,21 @@
     </w:rPr>
   </w:style>
   <w:style w:styleId="TOCHeading" w:type="paragraph">
-    <w:name w:val="TOCHeading"/>
-    <w:basedOn w:val="Normal"/>
+    <w:name w:val="TOC Heading"/>
+    <w:basedOn w:val="Heading1"/>
+    <w:next w:val="BodyText"/>
+    <w:uiPriority w:val="39"/>
+    <w:unhideWhenUsed/>
+    <w:qFormat/>
     <w:pPr>
-      <w:spacing w:after="200" w:before="0" w:line="240" w:lineRule="auto"/>
+      <w:spacing w:before="240" w:line="259" w:lineRule="auto"/>
+      <w:outlineLvl w:val="9"/>
     </w:pPr>
     <w:rPr>
-      <w:rFonts w:ascii="Calibri" w:cs="Calibri" w:hAnsi="Calibri"/>
-      <w:b/>
-      <w:color w:val="1F3864"/>
-      <w:sz w:val="28"/>
-      <w:szCs w:val="28"/>
+      <w:rFonts w:asciiTheme="majorHAnsi" w:cstheme="majorBidi" w:eastAsiaTheme="majorEastAsia" w:hAnsiTheme="majorHAnsi"/>
+      <w:b w:val="0"/>
+      <w:bCs w:val="0"/>
+      <w:color w:themeColor="accent1" w:themeShade="BF" w:val="365F91"/>
     </w:rPr>
   </w:style>
   <w:style w:customStyle="1" w:styleId="SourceCode" w:type="paragraph">
@@ -14345,32 +14099,6 @@
       <w:rFonts w:ascii="Consolas" w:cs="Consolas" w:hAnsi="Consolas"/>
       <w:sz w:val="18"/>
       <w:szCs w:val="18"/>
-    </w:rPr>
-  </w:style>
-  <w:style w:styleId="TOC1" w:type="paragraph">
-    <w:name w:val="TOC1"/>
-    <w:basedOn w:val="Normal"/>
-    <w:pPr>
-      <w:spacing w:after="40" w:before="100" w:line="240" w:lineRule="auto"/>
-    </w:pPr>
-    <w:rPr>
-      <w:rFonts w:ascii="Cambria" w:cs="Cambria" w:hAnsi="Cambria"/>
-      <w:b/>
-      <w:sz w:val="22"/>
-      <w:szCs w:val="22"/>
-    </w:rPr>
-  </w:style>
-  <w:style w:styleId="TOC2" w:type="paragraph">
-    <w:name w:val="TOC2"/>
-    <w:basedOn w:val="Normal"/>
-    <w:pPr>
-      <w:spacing w:after="40" w:before="0" w:line="240" w:lineRule="auto"/>
-      <w:ind w:left="220" w:right="120"/>
-    </w:pPr>
-    <w:rPr>
-      <w:rFonts w:ascii="Cambria" w:cs="Cambria" w:hAnsi="Cambria"/>
-      <w:sz w:val="21"/>
-      <w:szCs w:val="21"/>
     </w:rPr>
   </w:style>
   <w:style w:type="character" w:customStyle="1" w:styleId="KeywordTok">

--- a/education/docx/chapter04_provisioning_state.docx
+++ b/education/docx/chapter04_provisioning_state.docx
@@ -733,19 +733,29 @@
         <w:pStyle w:val="FirstParagraph"/>
       </w:pPr>
       <w:r>
+        <w:rPr>
+          <w:rStyle w:val="Key"/>
+        </w:rPr>
         <w:t xml:space="preserve">Kubernetes deploys the brokers. It has</w:t>
       </w:r>
       <w:r>
-        <w:t xml:space="preserve"> </w:t>
-      </w:r>
-      <w:r>
-        <w:rPr>
+        <w:rPr>
+          <w:rStyle w:val="Key"/>
+        </w:rPr>
+        <w:t xml:space="preserve"> </w:t>
+      </w:r>
+      <w:r>
+        <w:rPr>
+          <w:rStyle w:val="Key"/>
           <w:b/>
           <w:bCs/>
         </w:rPr>
         <w:t xml:space="preserve">no idea what a topic is</w:t>
       </w:r>
       <w:r>
+        <w:rPr>
+          <w:rStyle w:val="Key"/>
+        </w:rPr>
         <w:t xml:space="preserve">.</w:t>
       </w:r>
     </w:p>
@@ -916,25 +926,39 @@
       </w:r>
       <w:r>
         <w:rPr>
+          <w:rStyle w:val="Key"/>
           <w:b/>
           <w:bCs/>
         </w:rPr>
         <w:t xml:space="preserve">nothing in Kubernetes changes</w:t>
       </w:r>
       <w:r>
+        <w:rPr>
+          <w:rStyle w:val="Key"/>
+        </w:rPr>
         <w:t xml:space="preserve">. That command</w:t>
       </w:r>
       <w:r>
-        <w:t xml:space="preserve"> </w:t>
-      </w:r>
-      <w:r>
+        <w:rPr>
+          <w:rStyle w:val="Key"/>
+        </w:rPr>
+        <w:t xml:space="preserve"> </w:t>
+      </w:r>
+      <w:r>
+        <w:rPr>
+          <w:rStyle w:val="Key"/>
+        </w:rPr>
         <w:t xml:space="preserve">speaks the Kafka admin protocol to a broker, which writes the definition into the</w:t>
       </w:r>
       <w:r>
-        <w:t xml:space="preserve"> </w:t>
-      </w:r>
-      <w:r>
-        <w:rPr>
+        <w:rPr>
+          <w:rStyle w:val="Key"/>
+        </w:rPr>
+        <w:t xml:space="preserve"> </w:t>
+      </w:r>
+      <w:r>
+        <w:rPr>
+          <w:rStyle w:val="Key"/>
           <w:b/>
           <w:bCs/>
         </w:rPr>
@@ -942,6 +966,7 @@
       </w:r>
       <w:r>
         <w:rPr>
+          <w:rStyle w:val="Key"/>
           <w:b/>
           <w:bCs/>
         </w:rPr>
@@ -949,6 +974,7 @@
       </w:r>
       <w:r>
         <w:rPr>
+          <w:rStyle w:val="Key"/>
           <w:b/>
           <w:bCs/>
         </w:rPr>
@@ -1333,23 +1359,42 @@
         <w:pStyle w:val="FirstParagraph"/>
       </w:pPr>
       <w:r>
+        <w:rPr>
+          <w:rStyle w:val="Key"/>
+        </w:rPr>
         <w:t xml:space="preserve">It survives Job deletion, pod restarts, broker crashes and full cluster shutdown. It does</w:t>
       </w:r>
       <w:r>
-        <w:t xml:space="preserve"> </w:t>
-      </w:r>
-      <w:r>
-        <w:rPr>
+        <w:rPr>
+          <w:rStyle w:val="Key"/>
+        </w:rPr>
+        <w:t xml:space="preserve"> </w:t>
+      </w:r>
+      <w:r>
+        <w:rPr>
+          <w:rStyle w:val="Key"/>
           <w:b/>
           <w:bCs/>
         </w:rPr>
         <w:t xml:space="preserve">not</w:t>
       </w:r>
       <w:r>
-        <w:t xml:space="preserve"> </w:t>
-      </w:r>
-      <w:r>
-        <w:t xml:space="preserve">survive deleting the PVCs — which is exactly why</w:t>
+        <w:rPr>
+          <w:rStyle w:val="Key"/>
+        </w:rPr>
+        <w:t xml:space="preserve"> </w:t>
+      </w:r>
+      <w:r>
+        <w:rPr>
+          <w:rStyle w:val="Key"/>
+        </w:rPr>
+        <w:t xml:space="preserve">survive deleting the PVCs</w:t>
+      </w:r>
+      <w:r>
+        <w:t xml:space="preserve"> </w:t>
+      </w:r>
+      <w:r>
+        <w:t xml:space="preserve">— which is exactly why</w:t>
       </w:r>
       <w:r>
         <w:t xml:space="preserve"> </w:t>
@@ -1760,6 +1805,7 @@
       </w:pPr>
       <w:r>
         <w:rPr>
+          <w:rStyle w:val="Key"/>
           <w:b/>
           <w:bCs/>
         </w:rPr>
@@ -1767,6 +1813,7 @@
       </w:r>
       <w:r>
         <w:rPr>
+          <w:rStyle w:val="Key"/>
           <w:b/>
           <w:bCs/>
         </w:rPr>
@@ -1774,6 +1821,7 @@
       </w:r>
       <w:r>
         <w:rPr>
+          <w:rStyle w:val="Key"/>
           <w:b/>
           <w:bCs/>
         </w:rPr>
@@ -1781,6 +1829,7 @@
       </w:r>
       <w:r>
         <w:rPr>
+          <w:rStyle w:val="Key"/>
           <w:b/>
           <w:bCs/>
         </w:rPr>
@@ -1788,6 +1837,7 @@
       </w:r>
       <w:r>
         <w:rPr>
+          <w:rStyle w:val="Key"/>
           <w:b/>
           <w:bCs/>
         </w:rPr>
@@ -1795,6 +1845,7 @@
       </w:r>
       <w:r>
         <w:rPr>
+          <w:rStyle w:val="Key"/>
           <w:b/>
           <w:bCs/>
         </w:rPr>
@@ -1802,6 +1853,7 @@
       </w:r>
       <w:r>
         <w:rPr>
+          <w:rStyle w:val="Key"/>
           <w:b/>
           <w:bCs/>
         </w:rPr>
@@ -1809,6 +1861,7 @@
       </w:r>
       <w:r>
         <w:rPr>
+          <w:rStyle w:val="Key"/>
           <w:b/>
           <w:bCs/>
         </w:rPr>
@@ -1816,6 +1869,7 @@
       </w:r>
       <w:r>
         <w:rPr>
+          <w:rStyle w:val="Key"/>
           <w:b/>
           <w:bCs/>
         </w:rPr>
@@ -2017,29 +2071,54 @@
         <w:t xml:space="preserve"> </w:t>
       </w:r>
       <w:r>
+        <w:rPr>
+          <w:rStyle w:val="Key"/>
+        </w:rPr>
         <w:t xml:space="preserve">Topics are not configuration — they are data in</w:t>
       </w:r>
       <w:r>
-        <w:t xml:space="preserve"> </w:t>
-      </w:r>
-      <w:r>
+        <w:rPr>
+          <w:rStyle w:val="Key"/>
+        </w:rPr>
+        <w:t xml:space="preserve"> </w:t>
+      </w:r>
+      <w:r>
+        <w:rPr>
+          <w:rStyle w:val="Key"/>
+        </w:rPr>
         <w:t xml:space="preserve">the controller Raft group, so they can only be created by talking to a</w:t>
       </w:r>
       <w:r>
-        <w:t xml:space="preserve"> </w:t>
-      </w:r>
-      <w:r>
-        <w:rPr>
+        <w:rPr>
+          <w:rStyle w:val="Key"/>
+        </w:rPr>
+        <w:t xml:space="preserve"> </w:t>
+      </w:r>
+      <w:r>
+        <w:rPr>
+          <w:rStyle w:val="Key"/>
           <w:b/>
           <w:bCs/>
         </w:rPr>
         <w:t xml:space="preserve">running</w:t>
       </w:r>
       <w:r>
-        <w:t xml:space="preserve"> </w:t>
-      </w:r>
-      <w:r>
-        <w:t xml:space="preserve">cluster over the</w:t>
+        <w:rPr>
+          <w:rStyle w:val="Key"/>
+        </w:rPr>
+        <w:t xml:space="preserve"> </w:t>
+      </w:r>
+      <w:r>
+        <w:rPr>
+          <w:rStyle w:val="Key"/>
+        </w:rPr>
+        <w:t xml:space="preserve">cluster</w:t>
+      </w:r>
+      <w:r>
+        <w:t xml:space="preserve"> </w:t>
+      </w:r>
+      <w:r>
+        <w:t xml:space="preserve">over the</w:t>
       </w:r>
       <w:r>
         <w:t xml:space="preserve"> </w:t>
@@ -2106,9 +2185,15 @@
         </w:numPr>
       </w:pPr>
       <w:r>
+        <w:rPr>
+          <w:rStyle w:val="Key"/>
+        </w:rPr>
         <w:t xml:space="preserve">New topics inherit</w:t>
       </w:r>
       <w:r>
+        <w:rPr>
+          <w:rStyle w:val="Key"/>
+        </w:rPr>
         <w:t xml:space="preserve"> </w:t>
       </w:r>
       <w:r>
@@ -2118,28 +2203,47 @@
         <w:t xml:space="preserve">default_topic_partitions</w:t>
       </w:r>
       <w:r>
+        <w:rPr>
+          <w:rStyle w:val="Key"/>
+        </w:rPr>
         <w:t xml:space="preserve">, which is</w:t>
       </w:r>
       <w:r>
-        <w:t xml:space="preserve"> </w:t>
-      </w:r>
-      <w:r>
-        <w:rPr>
+        <w:rPr>
+          <w:rStyle w:val="Key"/>
+        </w:rPr>
+        <w:t xml:space="preserve"> </w:t>
+      </w:r>
+      <w:r>
+        <w:rPr>
+          <w:rStyle w:val="Key"/>
           <w:b/>
           <w:bCs/>
         </w:rPr>
         <w:t xml:space="preserve">1</w:t>
       </w:r>
       <w:r>
-        <w:t xml:space="preserve"> </w:t>
-      </w:r>
-      <w:r>
+        <w:rPr>
+          <w:rStyle w:val="Key"/>
+        </w:rPr>
+        <w:t xml:space="preserve"> </w:t>
+      </w:r>
+      <w:r>
+        <w:rPr>
+          <w:rStyle w:val="Key"/>
+        </w:rPr>
         <w:t xml:space="preserve">here. One partition means no</w:t>
       </w:r>
       <w:r>
-        <w:t xml:space="preserve"> </w:t>
-      </w:r>
-      <w:r>
+        <w:rPr>
+          <w:rStyle w:val="Key"/>
+        </w:rPr>
+        <w:t xml:space="preserve"> </w:t>
+      </w:r>
+      <w:r>
+        <w:rPr>
+          <w:rStyle w:val="Key"/>
+        </w:rPr>
         <w:t xml:space="preserve">parallelism and, at RF 3, a single leader carrying all traffic.</w:t>
       </w:r>
     </w:p>
@@ -2153,18 +2257,28 @@
       </w:pPr>
       <w:r>
         <w:rPr>
+          <w:rStyle w:val="Key"/>
           <w:b/>
           <w:bCs/>
         </w:rPr>
         <w:t xml:space="preserve">A typo silently creates a topic</w:t>
       </w:r>
       <w:r>
-        <w:t xml:space="preserve"> </w:t>
-      </w:r>
-      <w:r>
+        <w:rPr>
+          <w:rStyle w:val="Key"/>
+        </w:rPr>
+        <w:t xml:space="preserve"> </w:t>
+      </w:r>
+      <w:r>
+        <w:rPr>
+          <w:rStyle w:val="Key"/>
+        </w:rPr>
         <w:t xml:space="preserve">instead of erroring. Produce to</w:t>
       </w:r>
       <w:r>
+        <w:rPr>
+          <w:rStyle w:val="Key"/>
+        </w:rPr>
         <w:t xml:space="preserve"> </w:t>
       </w:r>
       <w:r>
@@ -2174,16 +2288,34 @@
         <w:t xml:space="preserve">oders</w:t>
       </w:r>
       <w:r>
-        <w:t xml:space="preserve"> </w:t>
-      </w:r>
-      <w:r>
+        <w:rPr>
+          <w:rStyle w:val="Key"/>
+        </w:rPr>
+        <w:t xml:space="preserve"> </w:t>
+      </w:r>
+      <w:r>
+        <w:rPr>
+          <w:rStyle w:val="Key"/>
+        </w:rPr>
         <w:t xml:space="preserve">and you get a working</w:t>
       </w:r>
       <w:r>
-        <w:t xml:space="preserve"> </w:t>
-      </w:r>
-      <w:r>
-        <w:t xml:space="preserve">producer writing to a topic nobody will ever consume. With auto-create off you get an immediate,</w:t>
+        <w:rPr>
+          <w:rStyle w:val="Key"/>
+        </w:rPr>
+        <w:t xml:space="preserve"> </w:t>
+      </w:r>
+      <w:r>
+        <w:rPr>
+          <w:rStyle w:val="Key"/>
+        </w:rPr>
+        <w:t xml:space="preserve">producer writing to a topic nobody will ever consume.</w:t>
+      </w:r>
+      <w:r>
+        <w:t xml:space="preserve"> </w:t>
+      </w:r>
+      <w:r>
+        <w:t xml:space="preserve">With auto-create off you get an immediate,</w:t>
       </w:r>
       <w:r>
         <w:t xml:space="preserve"> </w:t>
@@ -2228,6 +2360,7 @@
       </w:pPr>
       <w:r>
         <w:rPr>
+          <w:rStyle w:val="Key"/>
           <w:b/>
           <w:bCs/>
         </w:rPr>
@@ -2235,6 +2368,7 @@
       </w:r>
       <w:r>
         <w:rPr>
+          <w:rStyle w:val="Key"/>
           <w:b/>
           <w:bCs/>
         </w:rPr>
@@ -2250,6 +2384,7 @@
       </w:r>
       <w:r>
         <w:rPr>
+          <w:rStyle w:val="Key"/>
           <w:b/>
           <w:bCs/>
         </w:rPr>
@@ -2257,21 +2392,34 @@
       </w:r>
       <w:r>
         <w:rPr>
+          <w:rStyle w:val="Key"/>
           <w:b/>
           <w:bCs/>
         </w:rPr>
         <w:t xml:space="preserve">and seed deliberately.</w:t>
       </w:r>
       <w:r>
-        <w:t xml:space="preserve"> </w:t>
-      </w:r>
-      <w:r>
+        <w:rPr>
+          <w:rStyle w:val="Key"/>
+        </w:rPr>
+        <w:t xml:space="preserve"> </w:t>
+      </w:r>
+      <w:r>
+        <w:rPr>
+          <w:rStyle w:val="Key"/>
+        </w:rPr>
         <w:t xml:space="preserve">“We disable auto-create and provision topics explicitly”</w:t>
       </w:r>
       <w:r>
-        <w:t xml:space="preserve"> </w:t>
-      </w:r>
-      <w:r>
+        <w:rPr>
+          <w:rStyle w:val="Key"/>
+        </w:rPr>
+        <w:t xml:space="preserve"> </w:t>
+      </w:r>
+      <w:r>
+        <w:rPr>
+          <w:rStyle w:val="Key"/>
+        </w:rPr>
         <w:t xml:space="preserve">is a good sentence in an interview.</w:t>
       </w:r>
     </w:p>
@@ -2513,9 +2661,21 @@
         <w:t xml:space="preserve">headless Service name</w:t>
       </w:r>
       <w:r>
-        <w:t xml:space="preserve">, not a specific broker (Ch3 §5b). Hardcoding</w:t>
-      </w:r>
-      <w:r>
+        <w:t xml:space="preserve">, not a specific broker (Ch3 §5b).</w:t>
+      </w:r>
+      <w:r>
+        <w:t xml:space="preserve"> </w:t>
+      </w:r>
+      <w:r>
+        <w:rPr>
+          <w:rStyle w:val="Key"/>
+        </w:rPr>
+        <w:t xml:space="preserve">Hardcoding</w:t>
+      </w:r>
+      <w:r>
+        <w:rPr>
+          <w:rStyle w:val="Key"/>
+        </w:rPr>
         <w:t xml:space="preserve"> </w:t>
       </w:r>
       <w:r>
@@ -2525,10 +2685,19 @@
         <w:t xml:space="preserve">redpanda-0…</w:t>
       </w:r>
       <w:r>
-        <w:t xml:space="preserve"> </w:t>
-      </w:r>
-      <w:r>
-        <w:t xml:space="preserve">would make seeding fail whenever broker 0 happened to be down, against a cluster that</w:t>
+        <w:rPr>
+          <w:rStyle w:val="Key"/>
+        </w:rPr>
+        <w:t xml:space="preserve"> </w:t>
+      </w:r>
+      <w:r>
+        <w:rPr>
+          <w:rStyle w:val="Key"/>
+        </w:rPr>
+        <w:t xml:space="preserve">would make seeding fail whenever broker 0 happened to be down</w:t>
+      </w:r>
+      <w:r>
+        <w:t xml:space="preserve">, against a cluster that</w:t>
       </w:r>
       <w:r>
         <w:t xml:space="preserve"> </w:t>
@@ -2893,19 +3062,38 @@
         <w:t xml:space="preserve"> </w:t>
       </w:r>
       <w:r>
-        <w:t xml:space="preserve">permanently. Nothing is actually wrong — the topics are correct, the cluster is healthy, the</w:t>
-      </w:r>
-      <w:r>
-        <w:t xml:space="preserve"> </w:t>
-      </w:r>
-      <w:r>
+        <w:t xml:space="preserve">permanently.</w:t>
+      </w:r>
+      <w:r>
+        <w:t xml:space="preserve"> </w:t>
+      </w:r>
+      <w:r>
+        <w:rPr>
+          <w:rStyle w:val="Key"/>
+        </w:rPr>
+        <w:t xml:space="preserve">Nothing is actually wrong — the topics are correct, the cluster is healthy, the</w:t>
+      </w:r>
+      <w:r>
+        <w:rPr>
+          <w:rStyle w:val="Key"/>
+        </w:rPr>
+        <w:t xml:space="preserve"> </w:t>
+      </w:r>
+      <w:r>
+        <w:rPr>
+          <w:rStyle w:val="Key"/>
+        </w:rPr>
         <w:t xml:space="preserve">application works — and</w:t>
       </w:r>
       <w:r>
-        <w:t xml:space="preserve"> </w:t>
-      </w:r>
-      <w:r>
-        <w:rPr>
+        <w:rPr>
+          <w:rStyle w:val="Key"/>
+        </w:rPr>
+        <w:t xml:space="preserve"> </w:t>
+      </w:r>
+      <w:r>
+        <w:rPr>
+          <w:rStyle w:val="Key"/>
           <w:b/>
           <w:bCs/>
         </w:rPr>
@@ -3054,9 +3242,15 @@
         <w:pStyle w:val="FirstParagraph"/>
       </w:pPr>
       <w:r>
+        <w:rPr>
+          <w:rStyle w:val="Key"/>
+        </w:rPr>
         <w:t xml:space="preserve">The Job was marked</w:t>
       </w:r>
       <w:r>
+        <w:rPr>
+          <w:rStyle w:val="Key"/>
+        </w:rPr>
         <w:t xml:space="preserve"> </w:t>
       </w:r>
       <w:r>
@@ -3066,29 +3260,46 @@
         <w:t xml:space="preserve">Failed</w:t>
       </w:r>
       <w:r>
-        <w:t xml:space="preserve"> </w:t>
-      </w:r>
-      <w:r>
+        <w:rPr>
+          <w:rStyle w:val="Key"/>
+        </w:rPr>
+        <w:t xml:space="preserve"> </w:t>
+      </w:r>
+      <w:r>
+        <w:rPr>
+          <w:rStyle w:val="Key"/>
+        </w:rPr>
         <w:t xml:space="preserve">after about</w:t>
       </w:r>
       <w:r>
-        <w:t xml:space="preserve"> </w:t>
-      </w:r>
-      <w:r>
-        <w:rPr>
+        <w:rPr>
+          <w:rStyle w:val="Key"/>
+        </w:rPr>
+        <w:t xml:space="preserve"> </w:t>
+      </w:r>
+      <w:r>
+        <w:rPr>
+          <w:rStyle w:val="Key"/>
           <w:b/>
           <w:bCs/>
         </w:rPr>
         <w:t xml:space="preserve">34 seconds</w:t>
       </w:r>
       <w:r>
+        <w:rPr>
+          <w:rStyle w:val="Key"/>
+        </w:rPr>
         <w:t xml:space="preserve">. The wait sat there for the full</w:t>
       </w:r>
       <w:r>
-        <w:t xml:space="preserve"> </w:t>
-      </w:r>
-      <w:r>
-        <w:rPr>
+        <w:rPr>
+          <w:rStyle w:val="Key"/>
+        </w:rPr>
+        <w:t xml:space="preserve"> </w:t>
+      </w:r>
+      <w:r>
+        <w:rPr>
+          <w:rStyle w:val="Key"/>
           <w:b/>
           <w:bCs/>
         </w:rPr>
@@ -3131,33 +3342,63 @@
         <w:t xml:space="preserve">kubectl wait --for=condition=complete</w:t>
       </w:r>
       <w:r>
-        <w:t xml:space="preserve"> </w:t>
-      </w:r>
-      <w:r>
+        <w:rPr>
+          <w:rStyle w:val="Key"/>
+        </w:rPr>
+        <w:t xml:space="preserve"> </w:t>
+      </w:r>
+      <w:r>
+        <w:rPr>
+          <w:rStyle w:val="Key"/>
+        </w:rPr>
         <w:t xml:space="preserve">only ever watches for success. On failure it cannot</w:t>
       </w:r>
       <w:r>
-        <w:t xml:space="preserve"> </w:t>
-      </w:r>
-      <w:r>
+        <w:rPr>
+          <w:rStyle w:val="Key"/>
+        </w:rPr>
+        <w:t xml:space="preserve"> </w:t>
+      </w:r>
+      <w:r>
+        <w:rPr>
+          <w:rStyle w:val="Key"/>
+        </w:rPr>
         <w:t xml:space="preserve">distinguish</w:t>
       </w:r>
       <w:r>
-        <w:t xml:space="preserve"> </w:t>
-      </w:r>
-      <w:r>
+        <w:rPr>
+          <w:rStyle w:val="Key"/>
+        </w:rPr>
+        <w:t xml:space="preserve"> </w:t>
+      </w:r>
+      <w:r>
+        <w:rPr>
+          <w:rStyle w:val="Key"/>
+        </w:rPr>
         <w:t xml:space="preserve">“still working”</w:t>
       </w:r>
       <w:r>
-        <w:t xml:space="preserve"> </w:t>
-      </w:r>
-      <w:r>
+        <w:rPr>
+          <w:rStyle w:val="Key"/>
+        </w:rPr>
+        <w:t xml:space="preserve"> </w:t>
+      </w:r>
+      <w:r>
+        <w:rPr>
+          <w:rStyle w:val="Key"/>
+        </w:rPr>
         <w:t xml:space="preserve">from</w:t>
       </w:r>
       <w:r>
-        <w:t xml:space="preserve"> </w:t>
-      </w:r>
-      <w:r>
+        <w:rPr>
+          <w:rStyle w:val="Key"/>
+        </w:rPr>
+        <w:t xml:space="preserve"> </w:t>
+      </w:r>
+      <w:r>
+        <w:rPr>
+          <w:rStyle w:val="Key"/>
+        </w:rPr>
         <w:t xml:space="preserve">“already dead,”</w:t>
       </w:r>
       <w:r>
@@ -4047,6 +4288,7 @@
       </w:r>
       <w:r>
         <w:rPr>
+          <w:rStyle w:val="Key"/>
           <w:b/>
           <w:bCs/>
         </w:rPr>
@@ -4054,6 +4296,7 @@
       </w:r>
       <w:r>
         <w:rPr>
+          <w:rStyle w:val="Key"/>
           <w:b/>
           <w:bCs/>
         </w:rPr>
@@ -4061,6 +4304,7 @@
       </w:r>
       <w:r>
         <w:rPr>
+          <w:rStyle w:val="Key"/>
           <w:b/>
           <w:bCs/>
         </w:rPr>
@@ -4707,15 +4951,33 @@
         <w:pStyle w:val="FirstParagraph"/>
       </w:pPr>
       <w:r>
-        <w:t xml:space="preserve">The naive Job cannot survive this, and the reason is arithmetic rather than bad luck. Its retry</w:t>
-      </w:r>
-      <w:r>
-        <w:t xml:space="preserve"> </w:t>
-      </w:r>
-      <w:r>
+        <w:t xml:space="preserve">The naive Job cannot survive this, and the reason is arithmetic rather than bad luck.</w:t>
+      </w:r>
+      <w:r>
+        <w:t xml:space="preserve"> </w:t>
+      </w:r>
+      <w:r>
+        <w:rPr>
+          <w:rStyle w:val="Key"/>
+        </w:rPr>
+        <w:t xml:space="preserve">Its retry</w:t>
+      </w:r>
+      <w:r>
+        <w:rPr>
+          <w:rStyle w:val="Key"/>
+        </w:rPr>
+        <w:t xml:space="preserve"> </w:t>
+      </w:r>
+      <w:r>
+        <w:rPr>
+          <w:rStyle w:val="Key"/>
+        </w:rPr>
         <w:t xml:space="preserve">budget is</w:t>
       </w:r>
       <w:r>
+        <w:rPr>
+          <w:rStyle w:val="Key"/>
+        </w:rPr>
         <w:t xml:space="preserve"> </w:t>
       </w:r>
       <w:r>
@@ -4725,29 +4987,54 @@
         <w:t xml:space="preserve">backoffLimit: 2</w:t>
       </w:r>
       <w:r>
-        <w:t xml:space="preserve"> </w:t>
-      </w:r>
-      <w:r>
+        <w:rPr>
+          <w:rStyle w:val="Key"/>
+        </w:rPr>
+        <w:t xml:space="preserve"> </w:t>
+      </w:r>
+      <w:r>
+        <w:rPr>
+          <w:rStyle w:val="Key"/>
+        </w:rPr>
         <w:t xml:space="preserve">— three pods, with backoff between them,</w:t>
       </w:r>
       <w:r>
-        <w:t xml:space="preserve"> </w:t>
-      </w:r>
-      <w:r>
-        <w:rPr>
+        <w:rPr>
+          <w:rStyle w:val="Key"/>
+        </w:rPr>
+        <w:t xml:space="preserve"> </w:t>
+      </w:r>
+      <w:r>
+        <w:rPr>
+          <w:rStyle w:val="Key"/>
           <w:b/>
           <w:bCs/>
         </w:rPr>
         <w:t xml:space="preserve">about 32 seconds total</w:t>
       </w:r>
       <w:r>
+        <w:rPr>
+          <w:rStyle w:val="Key"/>
+        </w:rPr>
         <w:t xml:space="preserve">. Broker</w:t>
       </w:r>
       <w:r>
-        <w:t xml:space="preserve"> </w:t>
-      </w:r>
-      <w:r>
-        <w:t xml:space="preserve">startup took between 21 seconds and roughly 2 minutes depending on image cache. The Job frequently</w:t>
+        <w:rPr>
+          <w:rStyle w:val="Key"/>
+        </w:rPr>
+        <w:t xml:space="preserve"> </w:t>
+      </w:r>
+      <w:r>
+        <w:rPr>
+          <w:rStyle w:val="Key"/>
+        </w:rPr>
+        <w:t xml:space="preserve">startup took between 21 seconds and roughly 2 minutes</w:t>
+      </w:r>
+      <w:r>
+        <w:t xml:space="preserve"> </w:t>
+      </w:r>
+      <w:r>
+        <w:t xml:space="preserve">depending on image cache. The Job frequently</w:t>
       </w:r>
       <w:r>
         <w:t xml:space="preserve"> </w:t>
@@ -4793,6 +5080,7 @@
       </w:r>
       <w:r>
         <w:rPr>
+          <w:rStyle w:val="Key"/>
           <w:b/>
           <w:bCs/>
         </w:rPr>
@@ -4800,6 +5088,7 @@
       </w:r>
       <w:r>
         <w:rPr>
+          <w:rStyle w:val="Key"/>
           <w:b/>
           <w:bCs/>
         </w:rPr>
@@ -4807,6 +5096,7 @@
       </w:r>
       <w:r>
         <w:rPr>
+          <w:rStyle w:val="Key"/>
           <w:b/>
           <w:bCs/>
         </w:rPr>
@@ -4871,25 +5161,41 @@
         <w:pStyle w:val="FirstParagraph"/>
       </w:pPr>
       <w:r>
+        <w:rPr>
+          <w:rStyle w:val="Key"/>
+        </w:rPr>
         <w:t xml:space="preserve">For</w:t>
       </w:r>
       <w:r>
-        <w:t xml:space="preserve"> </w:t>
-      </w:r>
-      <w:r>
-        <w:rPr>
+        <w:rPr>
+          <w:rStyle w:val="Key"/>
+        </w:rPr>
+        <w:t xml:space="preserve"> </w:t>
+      </w:r>
+      <w:r>
+        <w:rPr>
+          <w:rStyle w:val="Key"/>
           <w:b/>
           <w:bCs/>
         </w:rPr>
         <w:t xml:space="preserve">nine seconds</w:t>
       </w:r>
       <w:r>
-        <w:t xml:space="preserve"> </w:t>
-      </w:r>
-      <w:r>
+        <w:rPr>
+          <w:rStyle w:val="Key"/>
+        </w:rPr>
+        <w:t xml:space="preserve"> </w:t>
+      </w:r>
+      <w:r>
+        <w:rPr>
+          <w:rStyle w:val="Key"/>
+        </w:rPr>
         <w:t xml:space="preserve">every Kubernetes signal was green — three pods</w:t>
       </w:r>
       <w:r>
+        <w:rPr>
+          <w:rStyle w:val="Key"/>
+        </w:rPr>
         <w:t xml:space="preserve"> </w:t>
       </w:r>
       <w:r>
@@ -4899,9 +5205,15 @@
         <w:t xml:space="preserve">Running</w:t>
       </w:r>
       <w:r>
+        <w:rPr>
+          <w:rStyle w:val="Key"/>
+        </w:rPr>
         <w:t xml:space="preserve">,</w:t>
       </w:r>
       <w:r>
+        <w:rPr>
+          <w:rStyle w:val="Key"/>
+        </w:rPr>
         <w:t xml:space="preserve"> </w:t>
       </w:r>
       <w:r>
@@ -4911,9 +5223,15 @@
         <w:t xml:space="preserve">2/2 Ready</w:t>
       </w:r>
       <w:r>
+        <w:rPr>
+          <w:rStyle w:val="Key"/>
+        </w:rPr>
         <w:t xml:space="preserve">,</w:t>
       </w:r>
       <w:r>
+        <w:rPr>
+          <w:rStyle w:val="Key"/>
+        </w:rPr>
         <w:t xml:space="preserve"> </w:t>
       </w:r>
       <w:r>
@@ -4923,10 +5241,22 @@
         <w:t xml:space="preserve">rollout status</w:t>
       </w:r>
       <w:r>
-        <w:t xml:space="preserve"> </w:t>
-      </w:r>
-      <w:r>
-        <w:t xml:space="preserve">reporting success — while the cluster reported:</w:t>
+        <w:rPr>
+          <w:rStyle w:val="Key"/>
+        </w:rPr>
+        <w:t xml:space="preserve"> </w:t>
+      </w:r>
+      <w:r>
+        <w:rPr>
+          <w:rStyle w:val="Key"/>
+        </w:rPr>
+        <w:t xml:space="preserve">reporting success</w:t>
+      </w:r>
+      <w:r>
+        <w:t xml:space="preserve"> </w:t>
+      </w:r>
+      <w:r>
+        <w:t xml:space="preserve">— while the cluster reported:</w:t>
       </w:r>
     </w:p>
     <w:p>
@@ -5011,6 +5341,7 @@
       </w:r>
       <w:r>
         <w:rPr>
+          <w:rStyle w:val="Key"/>
           <w:b/>
           <w:bCs/>
         </w:rPr>
@@ -5018,6 +5349,7 @@
       </w:r>
       <w:r>
         <w:rPr>
+          <w:rStyle w:val="Key"/>
           <w:b/>
           <w:bCs/>
         </w:rPr>
@@ -5025,22 +5357,41 @@
       </w:r>
       <w:r>
         <w:rPr>
+          <w:rStyle w:val="Key"/>
           <w:b/>
           <w:bCs/>
         </w:rPr>
         <w:t xml:space="preserve">group</w:t>
       </w:r>
       <w:r>
-        <w:t xml:space="preserve"> </w:t>
-      </w:r>
-      <w:r>
+        <w:rPr>
+          <w:rStyle w:val="Key"/>
+        </w:rPr>
+        <w:t xml:space="preserve"> </w:t>
+      </w:r>
+      <w:r>
+        <w:rPr>
+          <w:rStyle w:val="Key"/>
+        </w:rPr>
         <w:t xml:space="preserve">(Ch3 §3). They elect independently and finish at different times, so seven had completed and</w:t>
       </w:r>
       <w:r>
-        <w:t xml:space="preserve"> </w:t>
-      </w:r>
-      <w:r>
-        <w:t xml:space="preserve">eleven had not. There is no single instant at which</w:t>
+        <w:rPr>
+          <w:rStyle w:val="Key"/>
+        </w:rPr>
+        <w:t xml:space="preserve"> </w:t>
+      </w:r>
+      <w:r>
+        <w:rPr>
+          <w:rStyle w:val="Key"/>
+        </w:rPr>
+        <w:t xml:space="preserve">eleven had not.</w:t>
+      </w:r>
+      <w:r>
+        <w:t xml:space="preserve"> </w:t>
+      </w:r>
+      <w:r>
+        <w:t xml:space="preserve">There is no single instant at which</w:t>
       </w:r>
       <w:r>
         <w:t xml:space="preserve"> </w:t>
@@ -5081,13 +5432,34 @@
         <w:t xml:space="preserve"> </w:t>
       </w:r>
       <w:r>
-        <w:t xml:space="preserve">while 11 partitions were leaderless. With no leader there</w:t>
-      </w:r>
-      <w:r>
-        <w:t xml:space="preserve"> </w:t>
-      </w:r>
-      <w:r>
-        <w:t xml:space="preserve">is nobody to compute under-replication, so the metric reads zero. That is the</w:t>
+        <w:t xml:space="preserve">while 11 partitions were leaderless.</w:t>
+      </w:r>
+      <w:r>
+        <w:t xml:space="preserve"> </w:t>
+      </w:r>
+      <w:r>
+        <w:rPr>
+          <w:rStyle w:val="Key"/>
+        </w:rPr>
+        <w:t xml:space="preserve">With no leader there</w:t>
+      </w:r>
+      <w:r>
+        <w:rPr>
+          <w:rStyle w:val="Key"/>
+        </w:rPr>
+        <w:t xml:space="preserve"> </w:t>
+      </w:r>
+      <w:r>
+        <w:rPr>
+          <w:rStyle w:val="Key"/>
+        </w:rPr>
+        <w:t xml:space="preserve">is nobody to compute under-replication, so the metric reads zero.</w:t>
+      </w:r>
+      <w:r>
+        <w:t xml:space="preserve"> </w:t>
+      </w:r>
+      <w:r>
+        <w:t xml:space="preserve">That is the</w:t>
       </w:r>
       <w:r>
         <w:t xml:space="preserve"> </w:t>
@@ -5122,6 +5494,7 @@
       </w:r>
       <w:r>
         <w:rPr>
+          <w:rStyle w:val="Key"/>
           <w:b/>
           <w:bCs/>
         </w:rPr>
@@ -5129,6 +5502,7 @@
       </w:r>
       <w:r>
         <w:rPr>
+          <w:rStyle w:val="Key"/>
           <w:b/>
           <w:bCs/>
         </w:rPr>
@@ -5144,6 +5518,7 @@
       </w:r>
       <w:r>
         <w:rPr>
+          <w:rStyle w:val="Key"/>
           <w:b/>
           <w:bCs/>
         </w:rPr>
@@ -5151,6 +5526,7 @@
       </w:r>
       <w:r>
         <w:rPr>
+          <w:rStyle w:val="Key"/>
           <w:b/>
           <w:bCs/>
         </w:rPr>
@@ -5166,6 +5542,7 @@
       </w:r>
       <w:r>
         <w:rPr>
+          <w:rStyle w:val="Key"/>
           <w:b/>
           <w:bCs/>
         </w:rPr>
@@ -5173,6 +5550,7 @@
       </w:r>
       <w:r>
         <w:rPr>
+          <w:rStyle w:val="Key"/>
           <w:b/>
           <w:bCs/>
         </w:rPr>
@@ -5790,41 +6168,67 @@
         <w:t xml:space="preserve">rpk cluster health</w:t>
       </w:r>
       <w:r>
-        <w:t xml:space="preserve"> </w:t>
-      </w:r>
-      <w:r>
+        <w:rPr>
+          <w:rStyle w:val="Key"/>
+        </w:rPr>
+        <w:t xml:space="preserve"> </w:t>
+      </w:r>
+      <w:r>
+        <w:rPr>
+          <w:rStyle w:val="Key"/>
+        </w:rPr>
         <w:t xml:space="preserve">is an</w:t>
       </w:r>
       <w:r>
-        <w:t xml:space="preserve"> </w:t>
-      </w:r>
-      <w:r>
-        <w:rPr>
+        <w:rPr>
+          <w:rStyle w:val="Key"/>
+        </w:rPr>
+        <w:t xml:space="preserve"> </w:t>
+      </w:r>
+      <w:r>
+        <w:rPr>
+          <w:rStyle w:val="Key"/>
           <w:b/>
           <w:bCs/>
         </w:rPr>
         <w:t xml:space="preserve">Admin API</w:t>
       </w:r>
       <w:r>
-        <w:t xml:space="preserve"> </w:t>
-      </w:r>
-      <w:r>
+        <w:rPr>
+          <w:rStyle w:val="Key"/>
+        </w:rPr>
+        <w:t xml:space="preserve"> </w:t>
+      </w:r>
+      <w:r>
+        <w:rPr>
+          <w:rStyle w:val="Key"/>
+        </w:rPr>
         <w:t xml:space="preserve">call on</w:t>
       </w:r>
       <w:r>
-        <w:t xml:space="preserve"> </w:t>
-      </w:r>
-      <w:r>
-        <w:rPr>
+        <w:rPr>
+          <w:rStyle w:val="Key"/>
+        </w:rPr>
+        <w:t xml:space="preserve"> </w:t>
+      </w:r>
+      <w:r>
+        <w:rPr>
+          <w:rStyle w:val="Key"/>
           <w:b/>
           <w:bCs/>
         </w:rPr>
         <w:t xml:space="preserve">:9644</w:t>
       </w:r>
       <w:r>
+        <w:rPr>
+          <w:rStyle w:val="Key"/>
+        </w:rPr>
         <w:t xml:space="preserve">.</w:t>
       </w:r>
       <w:r>
+        <w:rPr>
+          <w:rStyle w:val="Key"/>
+        </w:rPr>
         <w:t xml:space="preserve"> </w:t>
       </w:r>
       <w:r>
@@ -5834,42 +6238,71 @@
         <w:t xml:space="preserve">-X brokers=</w:t>
       </w:r>
       <w:r>
-        <w:t xml:space="preserve"> </w:t>
-      </w:r>
-      <w:r>
+        <w:rPr>
+          <w:rStyle w:val="Key"/>
+        </w:rPr>
+        <w:t xml:space="preserve"> </w:t>
+      </w:r>
+      <w:r>
+        <w:rPr>
+          <w:rStyle w:val="Key"/>
+        </w:rPr>
         <w:t xml:space="preserve">sets the</w:t>
       </w:r>
       <w:r>
-        <w:t xml:space="preserve"> </w:t>
-      </w:r>
-      <w:r>
-        <w:rPr>
+        <w:rPr>
+          <w:rStyle w:val="Key"/>
+        </w:rPr>
+        <w:t xml:space="preserve"> </w:t>
+      </w:r>
+      <w:r>
+        <w:rPr>
+          <w:rStyle w:val="Key"/>
           <w:b/>
           <w:bCs/>
         </w:rPr>
         <w:t xml:space="preserve">Kafka API</w:t>
       </w:r>
       <w:r>
-        <w:t xml:space="preserve"> </w:t>
-      </w:r>
-      <w:r>
+        <w:rPr>
+          <w:rStyle w:val="Key"/>
+        </w:rPr>
+        <w:t xml:space="preserve"> </w:t>
+      </w:r>
+      <w:r>
+        <w:rPr>
+          <w:rStyle w:val="Key"/>
+        </w:rPr>
         <w:t xml:space="preserve">(:9093) broker list and is</w:t>
       </w:r>
       <w:r>
-        <w:t xml:space="preserve"> </w:t>
-      </w:r>
-      <w:r>
-        <w:rPr>
+        <w:rPr>
+          <w:rStyle w:val="Key"/>
+        </w:rPr>
+        <w:t xml:space="preserve"> </w:t>
+      </w:r>
+      <w:r>
+        <w:rPr>
+          <w:rStyle w:val="Key"/>
           <w:i/>
           <w:iCs/>
         </w:rPr>
         <w:t xml:space="preserve">silently ignored</w:t>
       </w:r>
       <w:r>
-        <w:t xml:space="preserve"> </w:t>
-      </w:r>
-      <w:r>
-        <w:t xml:space="preserve">by this subcommand, so rpk fell</w:t>
+        <w:rPr>
+          <w:rStyle w:val="Key"/>
+        </w:rPr>
+        <w:t xml:space="preserve"> </w:t>
+      </w:r>
+      <w:r>
+        <w:rPr>
+          <w:rStyle w:val="Key"/>
+        </w:rPr>
+        <w:t xml:space="preserve">by this subcommand</w:t>
+      </w:r>
+      <w:r>
+        <w:t xml:space="preserve">, so rpk fell</w:t>
       </w:r>
       <w:r>
         <w:t xml:space="preserve"> </w:t>
@@ -5956,6 +6389,7 @@
       </w:r>
       <w:r>
         <w:rPr>
+          <w:rStyle w:val="Key"/>
           <w:b/>
           <w:bCs/>
         </w:rPr>
@@ -5963,6 +6397,7 @@
       </w:r>
       <w:r>
         <w:rPr>
+          <w:rStyle w:val="Key"/>
           <w:b/>
           <w:bCs/>
         </w:rPr>
@@ -5970,6 +6405,7 @@
       </w:r>
       <w:r>
         <w:rPr>
+          <w:rStyle w:val="Key"/>
           <w:b/>
           <w:bCs/>
         </w:rPr>
@@ -5999,9 +6435,15 @@
         <w:pStyle w:val="BodyText"/>
       </w:pPr>
       <w:r>
+        <w:rPr>
+          <w:rStyle w:val="Key"/>
+        </w:rPr>
         <w:t xml:space="preserve">Topic operations use</w:t>
       </w:r>
       <w:r>
+        <w:rPr>
+          <w:rStyle w:val="Key"/>
+        </w:rPr>
         <w:t xml:space="preserve"> </w:t>
       </w:r>
       <w:r>
@@ -6011,12 +6453,21 @@
         <w:t xml:space="preserve">-X brokers=</w:t>
       </w:r>
       <w:r>
-        <w:t xml:space="preserve"> </w:t>
-      </w:r>
-      <w:r>
+        <w:rPr>
+          <w:rStyle w:val="Key"/>
+        </w:rPr>
+        <w:t xml:space="preserve"> </w:t>
+      </w:r>
+      <w:r>
+        <w:rPr>
+          <w:rStyle w:val="Key"/>
+        </w:rPr>
         <w:t xml:space="preserve">(:9093). Cluster operations use</w:t>
       </w:r>
       <w:r>
+        <w:rPr>
+          <w:rStyle w:val="Key"/>
+        </w:rPr>
         <w:t xml:space="preserve"> </w:t>
       </w:r>
       <w:r>
@@ -6026,9 +6477,15 @@
         <w:t xml:space="preserve">-X admin.hosts=</w:t>
       </w:r>
       <w:r>
-        <w:t xml:space="preserve"> </w:t>
-      </w:r>
-      <w:r>
+        <w:rPr>
+          <w:rStyle w:val="Key"/>
+        </w:rPr>
+        <w:t xml:space="preserve"> </w:t>
+      </w:r>
+      <w:r>
+        <w:rPr>
+          <w:rStyle w:val="Key"/>
+        </w:rPr>
         <w:t xml:space="preserve">(:9644).</w:t>
       </w:r>
     </w:p>
@@ -6554,28 +7011,47 @@
         <w:pStyle w:val="BodyText"/>
       </w:pPr>
       <w:r>
+        <w:rPr>
+          <w:rStyle w:val="Key"/>
+        </w:rPr>
         <w:t xml:space="preserve">The guard retries in a loop inside one long-lived init container, which</w:t>
       </w:r>
       <w:r>
-        <w:t xml:space="preserve"> </w:t>
-      </w:r>
-      <w:r>
-        <w:rPr>
+        <w:rPr>
+          <w:rStyle w:val="Key"/>
+        </w:rPr>
+        <w:t xml:space="preserve"> </w:t>
+      </w:r>
+      <w:r>
+        <w:rPr>
+          <w:rStyle w:val="Key"/>
           <w:b/>
           <w:bCs/>
         </w:rPr>
         <w:t xml:space="preserve">decouples the two budgets</w:t>
       </w:r>
       <w:r>
+        <w:rPr>
+          <w:rStyle w:val="Key"/>
+        </w:rPr>
         <w:t xml:space="preserve">:</w:t>
       </w:r>
       <w:r>
-        <w:t xml:space="preserve"> </w:t>
-      </w:r>
-      <w:r>
+        <w:rPr>
+          <w:rStyle w:val="Key"/>
+        </w:rPr>
+        <w:t xml:space="preserve"> </w:t>
+      </w:r>
+      <w:r>
+        <w:rPr>
+          <w:rStyle w:val="Key"/>
+        </w:rPr>
         <w:t xml:space="preserve">a 600-second wait for a slow cluster, with</w:t>
       </w:r>
       <w:r>
+        <w:rPr>
+          <w:rStyle w:val="Key"/>
+        </w:rPr>
         <w:t xml:space="preserve"> </w:t>
       </w:r>
       <w:r>
@@ -6585,10 +7061,22 @@
         <w:t xml:space="preserve">backoffLimit: 2</w:t>
       </w:r>
       <w:r>
-        <w:t xml:space="preserve"> </w:t>
-      </w:r>
-      <w:r>
-        <w:t xml:space="preserve">still governing real failures. A slow</w:t>
+        <w:rPr>
+          <w:rStyle w:val="Key"/>
+        </w:rPr>
+        <w:t xml:space="preserve"> </w:t>
+      </w:r>
+      <w:r>
+        <w:rPr>
+          <w:rStyle w:val="Key"/>
+        </w:rPr>
+        <w:t xml:space="preserve">still governing real failures.</w:t>
+      </w:r>
+      <w:r>
+        <w:t xml:space="preserve"> </w:t>
+      </w:r>
+      <w:r>
+        <w:t xml:space="preserve">A slow</w:t>
       </w:r>
       <w:r>
         <w:t xml:space="preserve"> </w:t>
@@ -6620,42 +7108,72 @@
         <w:pStyle w:val="FirstParagraph"/>
       </w:pPr>
       <w:r>
-        <w:t xml:space="preserve">The §5 guard is re-runnable, which feels like the finish line. It isn’t. It converges on</w:t>
-      </w:r>
-      <w:r>
-        <w:t xml:space="preserve"> </w:t>
-      </w:r>
-      <w:r>
-        <w:rPr>
+        <w:t xml:space="preserve">The §5 guard is re-runnable, which feels like the finish line. It isn’t.</w:t>
+      </w:r>
+      <w:r>
+        <w:t xml:space="preserve"> </w:t>
+      </w:r>
+      <w:r>
+        <w:rPr>
+          <w:rStyle w:val="Key"/>
+        </w:rPr>
+        <w:t xml:space="preserve">It converges on</w:t>
+      </w:r>
+      <w:r>
+        <w:rPr>
+          <w:rStyle w:val="Key"/>
+        </w:rPr>
+        <w:t xml:space="preserve"> </w:t>
+      </w:r>
+      <w:r>
+        <w:rPr>
+          <w:rStyle w:val="Key"/>
           <w:b/>
           <w:bCs/>
         </w:rPr>
         <w:t xml:space="preserve">presence</w:t>
       </w:r>
       <w:r>
+        <w:rPr>
+          <w:rStyle w:val="Key"/>
+        </w:rPr>
         <w:t xml:space="preserve">, not on</w:t>
       </w:r>
       <w:r>
-        <w:t xml:space="preserve"> </w:t>
-      </w:r>
-      <w:r>
-        <w:rPr>
+        <w:rPr>
+          <w:rStyle w:val="Key"/>
+        </w:rPr>
+        <w:t xml:space="preserve"> </w:t>
+      </w:r>
+      <w:r>
+        <w:rPr>
+          <w:rStyle w:val="Key"/>
           <w:b/>
           <w:bCs/>
         </w:rPr>
         <w:t xml:space="preserve">correctness</w:t>
       </w:r>
       <w:r>
-        <w:t xml:space="preserve"> </w:t>
-      </w:r>
-      <w:r>
+        <w:rPr>
+          <w:rStyle w:val="Key"/>
+        </w:rPr>
+        <w:t xml:space="preserve"> </w:t>
+      </w:r>
+      <w:r>
+        <w:rPr>
+          <w:rStyle w:val="Key"/>
+        </w:rPr>
         <w:t xml:space="preserve">— it only ever asks</w:t>
       </w:r>
       <w:r>
-        <w:t xml:space="preserve"> </w:t>
-      </w:r>
-      <w:r>
-        <w:rPr>
+        <w:rPr>
+          <w:rStyle w:val="Key"/>
+        </w:rPr>
+        <w:t xml:space="preserve"> </w:t>
+      </w:r>
+      <w:r>
+        <w:rPr>
+          <w:rStyle w:val="Key"/>
           <w:i/>
           <w:iCs/>
         </w:rPr>
@@ -6667,13 +7185,28 @@
         <w:pStyle w:val="BodyText"/>
       </w:pPr>
       <w:r>
+        <w:rPr>
+          <w:rStyle w:val="Key"/>
+        </w:rPr>
         <w:t xml:space="preserve">Create a topic by hand with the wrong shape — 2 partitions where the manifest declares 6 — and the</w:t>
       </w:r>
       <w:r>
-        <w:t xml:space="preserve"> </w:t>
-      </w:r>
-      <w:r>
-        <w:t xml:space="preserve">existence-only guard reports success forever. The pipeline is green. The topic is wrong. Nobody finds</w:t>
+        <w:rPr>
+          <w:rStyle w:val="Key"/>
+        </w:rPr>
+        <w:t xml:space="preserve"> </w:t>
+      </w:r>
+      <w:r>
+        <w:rPr>
+          <w:rStyle w:val="Key"/>
+        </w:rPr>
+        <w:t xml:space="preserve">existence-only guard reports success forever.</w:t>
+      </w:r>
+      <w:r>
+        <w:t xml:space="preserve"> </w:t>
+      </w:r>
+      <w:r>
+        <w:t xml:space="preserve">The pipeline is green. The topic is wrong. Nobody finds</w:t>
       </w:r>
       <w:r>
         <w:t xml:space="preserve"> </w:t>
@@ -7116,13 +7649,26 @@
         <w:t xml:space="preserve"> </w:t>
       </w:r>
       <w:r>
-        <w:t xml:space="preserve">silently, in the background, weeks after someone set the flag. Compaction is right for a</w:t>
-      </w:r>
-      <w:r>
-        <w:t xml:space="preserve"> </w:t>
-      </w:r>
-      <w:r>
-        <w:rPr>
+        <w:t xml:space="preserve">silently, in the background, weeks after someone set the flag.</w:t>
+      </w:r>
+      <w:r>
+        <w:t xml:space="preserve"> </w:t>
+      </w:r>
+      <w:r>
+        <w:rPr>
+          <w:rStyle w:val="Key"/>
+        </w:rPr>
+        <w:t xml:space="preserve">Compaction is right for a</w:t>
+      </w:r>
+      <w:r>
+        <w:rPr>
+          <w:rStyle w:val="Key"/>
+        </w:rPr>
+        <w:t xml:space="preserve"> </w:t>
+      </w:r>
+      <w:r>
+        <w:rPr>
+          <w:rStyle w:val="Key"/>
           <w:i/>
           <w:iCs/>
         </w:rPr>
@@ -7130,6 +7676,7 @@
       </w:r>
       <w:r>
         <w:rPr>
+          <w:rStyle w:val="Key"/>
           <w:i/>
           <w:iCs/>
         </w:rPr>
@@ -7137,15 +7684,22 @@
       </w:r>
       <w:r>
         <w:rPr>
+          <w:rStyle w:val="Key"/>
           <w:i/>
           <w:iCs/>
         </w:rPr>
         <w:t xml:space="preserve">state</w:t>
       </w:r>
       <w:r>
-        <w:t xml:space="preserve"> </w:t>
-      </w:r>
-      <w:r>
+        <w:rPr>
+          <w:rStyle w:val="Key"/>
+        </w:rPr>
+        <w:t xml:space="preserve"> </w:t>
+      </w:r>
+      <w:r>
+        <w:rPr>
+          <w:rStyle w:val="Key"/>
+        </w:rPr>
         <w:t xml:space="preserve">topic — the latest position per account — and wrong for an event journal.</w:t>
       </w:r>
     </w:p>
@@ -7243,33 +7797,69 @@
         <w:t xml:space="preserve"> </w:t>
       </w:r>
       <w:r>
-        <w:t xml:space="preserve">short enough that the brokers’ local disks are not the system of record. That framing — retention</w:t>
-      </w:r>
-      <w:r>
-        <w:t xml:space="preserve"> </w:t>
-      </w:r>
-      <w:r>
+        <w:t xml:space="preserve">short enough that the brokers’ local disks are not the system of record.</w:t>
+      </w:r>
+      <w:r>
+        <w:t xml:space="preserve"> </w:t>
+      </w:r>
+      <w:r>
+        <w:rPr>
+          <w:rStyle w:val="Key"/>
+        </w:rPr>
+        <w:t xml:space="preserve">That framing — retention</w:t>
+      </w:r>
+      <w:r>
+        <w:rPr>
+          <w:rStyle w:val="Key"/>
+        </w:rPr>
+        <w:t xml:space="preserve"> </w:t>
+      </w:r>
+      <w:r>
+        <w:rPr>
+          <w:rStyle w:val="Key"/>
+        </w:rPr>
         <w:t xml:space="preserve">answers</w:t>
       </w:r>
       <w:r>
-        <w:t xml:space="preserve"> </w:t>
-      </w:r>
-      <w:r>
+        <w:rPr>
+          <w:rStyle w:val="Key"/>
+        </w:rPr>
+        <w:t xml:space="preserve"> </w:t>
+      </w:r>
+      <w:r>
+        <w:rPr>
+          <w:rStyle w:val="Key"/>
+        </w:rPr>
         <w:t xml:space="preserve">“how far back can I replay”</w:t>
       </w:r>
       <w:r>
+        <w:rPr>
+          <w:rStyle w:val="Key"/>
+        </w:rPr>
         <w:t xml:space="preserve">, archival answers</w:t>
       </w:r>
       <w:r>
-        <w:t xml:space="preserve"> </w:t>
-      </w:r>
-      <w:r>
+        <w:rPr>
+          <w:rStyle w:val="Key"/>
+        </w:rPr>
+        <w:t xml:space="preserve"> </w:t>
+      </w:r>
+      <w:r>
+        <w:rPr>
+          <w:rStyle w:val="Key"/>
+        </w:rPr>
         <w:t xml:space="preserve">“what must I be able to produce in five</w:t>
       </w:r>
       <w:r>
-        <w:t xml:space="preserve"> </w:t>
-      </w:r>
-      <w:r>
+        <w:rPr>
+          <w:rStyle w:val="Key"/>
+        </w:rPr>
+        <w:t xml:space="preserve"> </w:t>
+      </w:r>
+      <w:r>
+        <w:rPr>
+          <w:rStyle w:val="Key"/>
+        </w:rPr>
         <w:t xml:space="preserve">years”</w:t>
       </w:r>
       <w:r>
@@ -7300,12 +7890,27 @@
         <w:t xml:space="preserve"> </w:t>
       </w:r>
       <w:r>
-        <w:t xml:space="preserve">disk, real network, potentially hours. That is a maintenance activity, not something a deploy should</w:t>
-      </w:r>
-      <w:r>
-        <w:t xml:space="preserve"> </w:t>
-      </w:r>
-      <w:r>
+        <w:t xml:space="preserve">disk, real network, potentially hours.</w:t>
+      </w:r>
+      <w:r>
+        <w:t xml:space="preserve"> </w:t>
+      </w:r>
+      <w:r>
+        <w:rPr>
+          <w:rStyle w:val="Key"/>
+        </w:rPr>
+        <w:t xml:space="preserve">That is a maintenance activity, not something a deploy should</w:t>
+      </w:r>
+      <w:r>
+        <w:rPr>
+          <w:rStyle w:val="Key"/>
+        </w:rPr>
+        <w:t xml:space="preserve"> </w:t>
+      </w:r>
+      <w:r>
+        <w:rPr>
+          <w:rStyle w:val="Key"/>
+        </w:rPr>
         <w:t xml:space="preserve">silently kick off at 2am during peak trading.</w:t>
       </w:r>
       <w:r>
@@ -7334,9 +7939,21 @@
         <w:pStyle w:val="FirstParagraph"/>
       </w:pPr>
       <w:r>
-        <w:t xml:space="preserve">Partition count. Cannot shrink. Growing it changes</w:t>
-      </w:r>
-      <w:r>
+        <w:t xml:space="preserve">Partition count. Cannot shrink.</w:t>
+      </w:r>
+      <w:r>
+        <w:t xml:space="preserve"> </w:t>
+      </w:r>
+      <w:r>
+        <w:rPr>
+          <w:rStyle w:val="Key"/>
+        </w:rPr>
+        <w:t xml:space="preserve">Growing it changes</w:t>
+      </w:r>
+      <w:r>
+        <w:rPr>
+          <w:rStyle w:val="Key"/>
+        </w:rPr>
         <w:t xml:space="preserve"> </w:t>
       </w:r>
       <w:r>
@@ -7346,22 +7963,38 @@
         <w:t xml:space="preserve">hash(key) % n</w:t>
       </w:r>
       <w:r>
-        <w:t xml:space="preserve"> </w:t>
-      </w:r>
-      <w:r>
+        <w:rPr>
+          <w:rStyle w:val="Key"/>
+        </w:rPr>
+        <w:t xml:space="preserve"> </w:t>
+      </w:r>
+      <w:r>
+        <w:rPr>
+          <w:rStyle w:val="Key"/>
+        </w:rPr>
         <w:t xml:space="preserve">for roughly half the keys, so an</w:t>
       </w:r>
       <w:r>
-        <w:t xml:space="preserve"> </w:t>
-      </w:r>
-      <w:r>
+        <w:rPr>
+          <w:rStyle w:val="Key"/>
+        </w:rPr>
+        <w:t xml:space="preserve"> </w:t>
+      </w:r>
+      <w:r>
+        <w:rPr>
+          <w:rStyle w:val="Key"/>
+        </w:rPr>
         <w:t xml:space="preserve">order’s history splits across two partitions and its ordering guarantee is broken</w:t>
       </w:r>
       <w:r>
-        <w:t xml:space="preserve"> </w:t>
-      </w:r>
-      <w:r>
-        <w:rPr>
+        <w:rPr>
+          <w:rStyle w:val="Key"/>
+        </w:rPr>
+        <w:t xml:space="preserve"> </w:t>
+      </w:r>
+      <w:r>
+        <w:rPr>
+          <w:rStyle w:val="Key"/>
           <w:i/>
           <w:iCs/>
         </w:rPr>
@@ -7444,29 +8077,46 @@
         <w:pStyle w:val="BlockText"/>
       </w:pPr>
       <w:r>
+        <w:rPr>
+          <w:rStyle w:val="Key"/>
+        </w:rPr>
         <w:t xml:space="preserve">The failure mode to design against is not</w:t>
       </w:r>
       <w:r>
-        <w:t xml:space="preserve"> </w:t>
-      </w:r>
-      <w:r>
-        <w:rPr>
+        <w:rPr>
+          <w:rStyle w:val="Key"/>
+        </w:rPr>
+        <w:t xml:space="preserve"> </w:t>
+      </w:r>
+      <w:r>
+        <w:rPr>
+          <w:rStyle w:val="Key"/>
           <w:i/>
           <w:iCs/>
         </w:rPr>
         <w:t xml:space="preserve">“the script could not fix it.”</w:t>
       </w:r>
       <w:r>
-        <w:t xml:space="preserve"> </w:t>
-      </w:r>
-      <w:r>
+        <w:rPr>
+          <w:rStyle w:val="Key"/>
+        </w:rPr>
+        <w:t xml:space="preserve"> </w:t>
+      </w:r>
+      <w:r>
+        <w:rPr>
+          <w:rStyle w:val="Key"/>
+        </w:rPr>
         <w:t xml:space="preserve">It is</w:t>
       </w:r>
       <w:r>
-        <w:t xml:space="preserve"> </w:t>
-      </w:r>
-      <w:r>
-        <w:rPr>
+        <w:rPr>
+          <w:rStyle w:val="Key"/>
+        </w:rPr>
+        <w:t xml:space="preserve"> </w:t>
+      </w:r>
+      <w:r>
+        <w:rPr>
+          <w:rStyle w:val="Key"/>
           <w:b/>
           <w:bCs/>
         </w:rPr>
@@ -7474,6 +8124,7 @@
       </w:r>
       <w:r>
         <w:rPr>
+          <w:rStyle w:val="Key"/>
           <w:b/>
           <w:bCs/>
         </w:rPr>
@@ -7481,6 +8132,7 @@
       </w:r>
       <w:r>
         <w:rPr>
+          <w:rStyle w:val="Key"/>
           <w:b/>
           <w:bCs/>
         </w:rPr>
@@ -8131,18 +8783,54 @@
         <w:t xml:space="preserve">when</w:t>
       </w:r>
       <w:r>
-        <w:t xml:space="preserve">, not whether: the Job only looks when you deploy, so drift introduced at</w:t>
-      </w:r>
-      <w:r>
-        <w:t xml:space="preserve"> </w:t>
-      </w:r>
-      <w:r>
-        <w:t xml:space="preserve">11 a.m. on a Tuesday sits undiscovered until the next release. And an operator does not magically</w:t>
-      </w:r>
-      <w:r>
-        <w:t xml:space="preserve"> </w:t>
-      </w:r>
-      <w:r>
+        <w:t xml:space="preserve">, not whether:</w:t>
+      </w:r>
+      <w:r>
+        <w:t xml:space="preserve"> </w:t>
+      </w:r>
+      <w:r>
+        <w:rPr>
+          <w:rStyle w:val="Key"/>
+        </w:rPr>
+        <w:t xml:space="preserve">the Job only looks when you deploy, so drift introduced at</w:t>
+      </w:r>
+      <w:r>
+        <w:rPr>
+          <w:rStyle w:val="Key"/>
+        </w:rPr>
+        <w:t xml:space="preserve"> </w:t>
+      </w:r>
+      <w:r>
+        <w:rPr>
+          <w:rStyle w:val="Key"/>
+        </w:rPr>
+        <w:t xml:space="preserve">11 a.m. on a Tuesday sits undiscovered until the next release.</w:t>
+      </w:r>
+      <w:r>
+        <w:t xml:space="preserve"> </w:t>
+      </w:r>
+      <w:r>
+        <w:t xml:space="preserve">And</w:t>
+      </w:r>
+      <w:r>
+        <w:t xml:space="preserve"> </w:t>
+      </w:r>
+      <w:r>
+        <w:rPr>
+          <w:rStyle w:val="Key"/>
+        </w:rPr>
+        <w:t xml:space="preserve">an operator does not magically</w:t>
+      </w:r>
+      <w:r>
+        <w:rPr>
+          <w:rStyle w:val="Key"/>
+        </w:rPr>
+        <w:t xml:space="preserve"> </w:t>
+      </w:r>
+      <w:r>
+        <w:rPr>
+          <w:rStyle w:val="Key"/>
+        </w:rPr>
         <w:t xml:space="preserve">fix Tier 3 either — you cannot reduce a partition count by reconciling harder.</w:t>
       </w:r>
     </w:p>
@@ -8187,13 +8875,25 @@
         <w:t xml:space="preserve"> </w:t>
       </w:r>
       <w:r>
+        <w:rPr>
+          <w:rStyle w:val="Key"/>
+        </w:rPr>
         <w:t xml:space="preserve">Schema Registry subjects, OpenSearch index templates, database</w:t>
       </w:r>
       <w:r>
-        <w:t xml:space="preserve"> </w:t>
-      </w:r>
-      <w:r>
-        <w:t xml:space="preserve">migrations and Kafka ACLs are all this identical problem: state that lives inside an application,</w:t>
+        <w:rPr>
+          <w:rStyle w:val="Key"/>
+        </w:rPr>
+        <w:t xml:space="preserve"> </w:t>
+      </w:r>
+      <w:r>
+        <w:rPr>
+          <w:rStyle w:val="Key"/>
+        </w:rPr>
+        <w:t xml:space="preserve">migrations and Kafka ACLs are all this identical problem</w:t>
+      </w:r>
+      <w:r>
+        <w:t xml:space="preserve">: state that lives inside an application,</w:t>
       </w:r>
       <w:r>
         <w:t xml:space="preserve"> </w:t>
@@ -8428,12 +9128,27 @@
         <w:t xml:space="preserve"> </w:t>
       </w:r>
       <w:r>
-        <w:t xml:space="preserve">in Git, mounted into the Job from a ConfigMap. Changing a partition count is a pull</w:t>
-      </w:r>
-      <w:r>
-        <w:t xml:space="preserve"> </w:t>
-      </w:r>
-      <w:r>
+        <w:t xml:space="preserve">in Git, mounted into the Job from a ConfigMap.</w:t>
+      </w:r>
+      <w:r>
+        <w:t xml:space="preserve"> </w:t>
+      </w:r>
+      <w:r>
+        <w:rPr>
+          <w:rStyle w:val="Key"/>
+        </w:rPr>
+        <w:t xml:space="preserve">Changing a partition count is a pull</w:t>
+      </w:r>
+      <w:r>
+        <w:rPr>
+          <w:rStyle w:val="Key"/>
+        </w:rPr>
+        <w:t xml:space="preserve"> </w:t>
+      </w:r>
+      <w:r>
+        <w:rPr>
+          <w:rStyle w:val="Key"/>
+        </w:rPr>
         <w:t xml:space="preserve">request with a diff, which is the only control that reliably stops Tier 3 mistakes.</w:t>
       </w:r>
     </w:p>
@@ -8714,12 +9429,27 @@
         <w:t xml:space="preserve"> </w:t>
       </w:r>
       <w:r>
-        <w:t xml:space="preserve">Don’t: a warning in CI output is a warning nobody reads, and</w:t>
-      </w:r>
-      <w:r>
-        <w:t xml:space="preserve"> </w:t>
-      </w:r>
-      <w:r>
+        <w:t xml:space="preserve">Don’t:</w:t>
+      </w:r>
+      <w:r>
+        <w:t xml:space="preserve"> </w:t>
+      </w:r>
+      <w:r>
+        <w:rPr>
+          <w:rStyle w:val="Key"/>
+        </w:rPr>
+        <w:t xml:space="preserve">a warning in CI output is a warning nobody reads, and</w:t>
+      </w:r>
+      <w:r>
+        <w:rPr>
+          <w:rStyle w:val="Key"/>
+        </w:rPr>
+        <w:t xml:space="preserve"> </w:t>
+      </w:r>
+      <w:r>
+        <w:rPr>
+          <w:rStyle w:val="Key"/>
+        </w:rPr>
         <w:t xml:space="preserve">these are precisely the two categories that get more expensive the longer they go unnoticed.</w:t>
       </w:r>
     </w:p>
@@ -9354,9 +10084,21 @@
         <w:t xml:space="preserve"> </w:t>
       </w:r>
       <w:r>
-        <w:t xml:space="preserve">pipeline. What actually carries the failure is</w:t>
-      </w:r>
-      <w:r>
+        <w:t xml:space="preserve">pipeline.</w:t>
+      </w:r>
+      <w:r>
+        <w:t xml:space="preserve"> </w:t>
+      </w:r>
+      <w:r>
+        <w:rPr>
+          <w:rStyle w:val="Key"/>
+        </w:rPr>
+        <w:t xml:space="preserve">What actually carries the failure is</w:t>
+      </w:r>
+      <w:r>
+        <w:rPr>
+          <w:rStyle w:val="Key"/>
+        </w:rPr>
         <w:t xml:space="preserve"> </w:t>
       </w:r>
       <w:r>
@@ -9366,26 +10108,48 @@
         <w:t xml:space="preserve">wait -n</w:t>
       </w:r>
       <w:r>
+        <w:rPr>
+          <w:rStyle w:val="Key"/>
+        </w:rPr>
         <w:t xml:space="preserve">, which returns the exit status of whichever</w:t>
       </w:r>
       <w:r>
-        <w:t xml:space="preserve"> </w:t>
-      </w:r>
-      <w:r>
+        <w:rPr>
+          <w:rStyle w:val="Key"/>
+        </w:rPr>
+        <w:t xml:space="preserve"> </w:t>
+      </w:r>
+      <w:r>
+        <w:rPr>
+          <w:rStyle w:val="Key"/>
+        </w:rPr>
         <w:t xml:space="preserve">job finished — and that is a</w:t>
       </w:r>
       <w:r>
-        <w:t xml:space="preserve"> </w:t>
-      </w:r>
-      <w:r>
-        <w:rPr>
+        <w:rPr>
+          <w:rStyle w:val="Key"/>
+        </w:rPr>
+        <w:t xml:space="preserve"> </w:t>
+      </w:r>
+      <w:r>
+        <w:rPr>
+          <w:rStyle w:val="Key"/>
           <w:b/>
           <w:bCs/>
         </w:rPr>
         <w:t xml:space="preserve">status you have exactly one command to capture</w:t>
       </w:r>
       <w:r>
-        <w:t xml:space="preserve">. My original version</w:t>
+        <w:rPr>
+          <w:rStyle w:val="Key"/>
+        </w:rPr>
+        <w:t xml:space="preserve">.</w:t>
+      </w:r>
+      <w:r>
+        <w:t xml:space="preserve"> </w:t>
+      </w:r>
+      <w:r>
+        <w:t xml:space="preserve">My original version</w:t>
       </w:r>
       <w:r>
         <w:t xml:space="preserve"> </w:t>
@@ -9443,7 +10207,16 @@
         <w:pStyle w:val="FirstParagraph"/>
       </w:pPr>
       <w:r>
-        <w:t xml:space="preserve">A deploy gate that reports success on every failed seed, introduced by adding a log line. Hence</w:t>
+        <w:rPr>
+          <w:rStyle w:val="Key"/>
+        </w:rPr>
+        <w:t xml:space="preserve">A deploy gate that reports success on every failed seed, introduced by adding a log line.</w:t>
+      </w:r>
+      <w:r>
+        <w:t xml:space="preserve"> </w:t>
+      </w:r>
+      <w:r>
+        <w:t xml:space="preserve">Hence</w:t>
       </w:r>
       <w:r>
         <w:t xml:space="preserve"> </w:t>
@@ -9887,26 +10660,54 @@
         <w:pStyle w:val="BodyText"/>
       </w:pPr>
       <w:r>
-        <w:t xml:space="preserve">The single biggest gap is the fourth row. Everything in this chapter runs</w:t>
-      </w:r>
-      <w:r>
-        <w:t xml:space="preserve"> </w:t>
-      </w:r>
-      <w:r>
-        <w:rPr>
+        <w:t xml:space="preserve">The single biggest gap is the fourth row.</w:t>
+      </w:r>
+      <w:r>
+        <w:t xml:space="preserve"> </w:t>
+      </w:r>
+      <w:r>
+        <w:rPr>
+          <w:rStyle w:val="Key"/>
+        </w:rPr>
+        <w:t xml:space="preserve">Everything in this chapter runs</w:t>
+      </w:r>
+      <w:r>
+        <w:rPr>
+          <w:rStyle w:val="Key"/>
+        </w:rPr>
+        <w:t xml:space="preserve"> </w:t>
+      </w:r>
+      <w:r>
+        <w:rPr>
+          <w:rStyle w:val="Key"/>
           <w:b/>
           <w:bCs/>
         </w:rPr>
         <w:t xml:space="preserve">at deploy time</w:t>
       </w:r>
       <w:r>
+        <w:rPr>
+          <w:rStyle w:val="Key"/>
+        </w:rPr>
         <w:t xml:space="preserve">, so</w:t>
       </w:r>
       <w:r>
-        <w:t xml:space="preserve"> </w:t>
-      </w:r>
-      <w:r>
-        <w:t xml:space="preserve">between deploys the cluster can drift and nothing notices. That is the structural argument for the</w:t>
+        <w:rPr>
+          <w:rStyle w:val="Key"/>
+        </w:rPr>
+        <w:t xml:space="preserve"> </w:t>
+      </w:r>
+      <w:r>
+        <w:rPr>
+          <w:rStyle w:val="Key"/>
+        </w:rPr>
+        <w:t xml:space="preserve">between deploys the cluster can drift and nothing notices.</w:t>
+      </w:r>
+      <w:r>
+        <w:t xml:space="preserve"> </w:t>
+      </w:r>
+      <w:r>
+        <w:t xml:space="preserve">That is the structural argument for the</w:t>
       </w:r>
       <w:r>
         <w:t xml:space="preserve"> </w:t>
@@ -14101,6 +14902,12 @@
       <w:szCs w:val="18"/>
     </w:rPr>
   </w:style>
+  <w:style w:customStyle="1" w:styleId="Key" w:type="character">
+    <w:name w:val="Key"/>
+    <w:rPr>
+      <w:shd w:color="auto" w:fill="FFF3B0" w:val="clear"/>
+    </w:rPr>
+  </w:style>
   <w:style w:type="character" w:customStyle="1" w:styleId="KeywordTok">
     <w:name w:val="KeywordTok"/>
     <w:basedOn w:val="VerbatimChar"/>
